--- a/Chapter 2 and 3 Data Working Doc.docx
+++ b/Chapter 2 and 3 Data Working Doc.docx
@@ -148,8 +148,13 @@
         <w:rPr>
           <w:noProof/>
         </w:rPr>
-        <w:pict w14:anchorId="66D766F1">
-          <v:rect id="_x0000_i1038" alt="" style="width:468pt;height:.05pt;mso-width-percent:0;mso-height-percent:0;mso-width-percent:0;mso-height-percent:0" o:hralign="center" o:hrstd="t" o:hr="t" fillcolor="#a0a0a0" stroked="f"/>
+      </w:r>
+      <w:r>
+        <w:pict w14:anchorId="4C478100">
+          <v:rect id="Rectangle 83" o:spid="_x0000_s1039" style="width:468pt;height:.05pt;visibility:visible;mso-wrap-style:square;mso-left-percent:-10001;mso-top-percent:-10001;mso-position-horizontal:absolute;mso-position-horizontal-relative:char;mso-position-vertical:absolute;mso-position-vertical-relative:line;mso-left-percent:-10001;mso-top-percent:-10001;v-text-anchor:top" o:gfxdata="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" filled="f">
+            <o:lock v:ext="edit" aspectratio="t"/>
+            <w10:anchorlock/>
+          </v:rect>
         </w:pict>
       </w:r>
     </w:p>
@@ -376,8 +381,13 @@
         <w:rPr>
           <w:noProof/>
         </w:rPr>
-        <w:pict w14:anchorId="59BFEAF6">
-          <v:rect id="_x0000_i1037" alt="" style="width:468pt;height:.05pt;mso-width-percent:0;mso-height-percent:0;mso-width-percent:0;mso-height-percent:0" o:hralign="center" o:hrstd="t" o:hr="t" fillcolor="#a0a0a0" stroked="f"/>
+      </w:r>
+      <w:r>
+        <w:pict w14:anchorId="2D98B1DB">
+          <v:rect id="Rectangle 81" o:spid="_x0000_s1038" style="width:468pt;height:.05pt;visibility:visible;mso-wrap-style:square;mso-left-percent:-10001;mso-top-percent:-10001;mso-position-horizontal:absolute;mso-position-horizontal-relative:char;mso-position-vertical:absolute;mso-position-vertical-relative:line;mso-left-percent:-10001;mso-top-percent:-10001;v-text-anchor:top" o:gfxdata="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" filled="f">
+            <o:lock v:ext="edit" aspectratio="t"/>
+            <w10:anchorlock/>
+          </v:rect>
         </w:pict>
       </w:r>
     </w:p>
@@ -670,8 +680,13 @@
         <w:rPr>
           <w:noProof/>
         </w:rPr>
-        <w:pict w14:anchorId="73C7E761">
-          <v:rect id="_x0000_i1036" style="width:0;height:1.5pt" o:hralign="center" o:hrstd="t" o:hr="t" fillcolor="#a0a0a0" stroked="f"/>
+      </w:r>
+      <w:r>
+        <w:pict w14:anchorId="18D97919">
+          <v:rect id="Rectangle 79" o:spid="_x0000_s1037" style="width:468pt;height:1.1pt;visibility:visible;mso-wrap-style:square;mso-left-percent:-10001;mso-top-percent:-10001;mso-position-horizontal:absolute;mso-position-horizontal-relative:char;mso-position-vertical:absolute;mso-position-vertical-relative:line;mso-left-percent:-10001;mso-top-percent:-10001;v-text-anchor:top" o:gfxdata="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" filled="f">
+            <o:lock v:ext="edit" aspectratio="t"/>
+            <w10:anchorlock/>
+          </v:rect>
         </w:pict>
       </w:r>
     </w:p>
@@ -861,8 +876,13 @@
         <w:rPr>
           <w:noProof/>
         </w:rPr>
-        <w:pict w14:anchorId="221C8989">
-          <v:rect id="_x0000_i1035" alt="" style="width:468pt;height:.05pt;mso-width-percent:0;mso-height-percent:0;mso-width-percent:0;mso-height-percent:0" o:hralign="center" o:hrstd="t" o:hr="t" fillcolor="#a0a0a0" stroked="f"/>
+      </w:r>
+      <w:r>
+        <w:pict w14:anchorId="43F1D245">
+          <v:rect id="Rectangle 77" o:spid="_x0000_s1036" style="width:468pt;height:.05pt;visibility:visible;mso-wrap-style:square;mso-left-percent:-10001;mso-top-percent:-10001;mso-position-horizontal:absolute;mso-position-horizontal-relative:char;mso-position-vertical:absolute;mso-position-vertical-relative:line;mso-left-percent:-10001;mso-top-percent:-10001;v-text-anchor:top" o:gfxdata="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" filled="f">
+            <o:lock v:ext="edit" aspectratio="t"/>
+            <w10:anchorlock/>
+          </v:rect>
         </w:pict>
       </w:r>
     </w:p>
@@ -1200,8 +1220,13 @@
         <w:rPr>
           <w:noProof/>
         </w:rPr>
-        <w:pict w14:anchorId="22029056">
-          <v:rect id="_x0000_i1034" alt="" style="width:468pt;height:.05pt;mso-width-percent:0;mso-height-percent:0;mso-width-percent:0;mso-height-percent:0" o:hralign="center" o:hrstd="t" o:hr="t" fillcolor="#a0a0a0" stroked="f"/>
+      </w:r>
+      <w:r>
+        <w:pict w14:anchorId="115DCF6B">
+          <v:rect id="Rectangle 75" o:spid="_x0000_s1035" style="width:468pt;height:.05pt;visibility:visible;mso-wrap-style:square;mso-left-percent:-10001;mso-top-percent:-10001;mso-position-horizontal:absolute;mso-position-horizontal-relative:char;mso-position-vertical:absolute;mso-position-vertical-relative:line;mso-left-percent:-10001;mso-top-percent:-10001;v-text-anchor:top" o:gfxdata="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" filled="f">
+            <o:lock v:ext="edit" aspectratio="t"/>
+            <w10:anchorlock/>
+          </v:rect>
         </w:pict>
       </w:r>
     </w:p>
@@ -1384,8 +1409,13 @@
         <w:rPr>
           <w:noProof/>
         </w:rPr>
-        <w:pict w14:anchorId="48E71807">
-          <v:rect id="_x0000_i1033" alt="" style="width:468pt;height:.05pt;mso-width-percent:0;mso-height-percent:0;mso-width-percent:0;mso-height-percent:0" o:hralign="center" o:hrstd="t" o:hr="t" fillcolor="#a0a0a0" stroked="f"/>
+      </w:r>
+      <w:r>
+        <w:pict w14:anchorId="164F4187">
+          <v:rect id="Rectangle 73" o:spid="_x0000_s1034" style="width:468pt;height:.05pt;visibility:visible;mso-wrap-style:square;mso-left-percent:-10001;mso-top-percent:-10001;mso-position-horizontal:absolute;mso-position-horizontal-relative:char;mso-position-vertical:absolute;mso-position-vertical-relative:line;mso-left-percent:-10001;mso-top-percent:-10001;v-text-anchor:top" o:gfxdata="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" filled="f">
+            <o:lock v:ext="edit" aspectratio="t"/>
+            <w10:anchorlock/>
+          </v:rect>
         </w:pict>
       </w:r>
     </w:p>
@@ -1578,8 +1608,13 @@
         <w:rPr>
           <w:noProof/>
         </w:rPr>
-        <w:pict w14:anchorId="57B18E26">
-          <v:rect id="_x0000_i1032" alt="" style="width:468pt;height:.05pt;mso-width-percent:0;mso-height-percent:0;mso-width-percent:0;mso-height-percent:0" o:hralign="center" o:hrstd="t" o:hr="t" fillcolor="#a0a0a0" stroked="f"/>
+      </w:r>
+      <w:r>
+        <w:pict w14:anchorId="2A0365F3">
+          <v:rect id="Rectangle 71" o:spid="_x0000_s1033" style="width:468pt;height:.05pt;visibility:visible;mso-wrap-style:square;mso-left-percent:-10001;mso-top-percent:-10001;mso-position-horizontal:absolute;mso-position-horizontal-relative:char;mso-position-vertical:absolute;mso-position-vertical-relative:line;mso-left-percent:-10001;mso-top-percent:-10001;v-text-anchor:top" o:gfxdata="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" filled="f">
+            <o:lock v:ext="edit" aspectratio="t"/>
+            <w10:anchorlock/>
+          </v:rect>
         </w:pict>
       </w:r>
     </w:p>
@@ -1701,8 +1736,13 @@
         <w:rPr>
           <w:noProof/>
         </w:rPr>
-        <w:pict w14:anchorId="21402C0E">
-          <v:rect id="_x0000_i1031" alt="" style="width:468pt;height:.05pt;mso-width-percent:0;mso-height-percent:0;mso-width-percent:0;mso-height-percent:0" o:hralign="center" o:hrstd="t" o:hr="t" fillcolor="#a0a0a0" stroked="f"/>
+      </w:r>
+      <w:r>
+        <w:pict w14:anchorId="0DA3AA32">
+          <v:rect id="Rectangle 69" o:spid="_x0000_s1032" style="width:468pt;height:.05pt;visibility:visible;mso-wrap-style:square;mso-left-percent:-10001;mso-top-percent:-10001;mso-position-horizontal:absolute;mso-position-horizontal-relative:char;mso-position-vertical:absolute;mso-position-vertical-relative:line;mso-left-percent:-10001;mso-top-percent:-10001;v-text-anchor:top" o:gfxdata="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" filled="f">
+            <o:lock v:ext="edit" aspectratio="t"/>
+            <w10:anchorlock/>
+          </v:rect>
         </w:pict>
       </w:r>
     </w:p>
@@ -1840,8 +1880,13 @@
         <w:rPr>
           <w:noProof/>
         </w:rPr>
-        <w:pict w14:anchorId="1A130289">
-          <v:rect id="_x0000_i1030" alt="" style="width:468pt;height:.05pt;mso-width-percent:0;mso-height-percent:0;mso-width-percent:0;mso-height-percent:0" o:hralign="center" o:hrstd="t" o:hr="t" fillcolor="#a0a0a0" stroked="f"/>
+      </w:r>
+      <w:r>
+        <w:pict w14:anchorId="73D7A35A">
+          <v:rect id="Rectangle 67" o:spid="_x0000_s1031" style="width:468pt;height:.05pt;visibility:visible;mso-wrap-style:square;mso-left-percent:-10001;mso-top-percent:-10001;mso-position-horizontal:absolute;mso-position-horizontal-relative:char;mso-position-vertical:absolute;mso-position-vertical-relative:line;mso-left-percent:-10001;mso-top-percent:-10001;v-text-anchor:top" o:gfxdata="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" filled="f">
+            <o:lock v:ext="edit" aspectratio="t"/>
+            <w10:anchorlock/>
+          </v:rect>
         </w:pict>
       </w:r>
     </w:p>
@@ -2055,8 +2100,13 @@
         <w:rPr>
           <w:noProof/>
         </w:rPr>
-        <w:pict w14:anchorId="0CA6A573">
-          <v:rect id="_x0000_i1029" style="width:0;height:1.5pt" o:hralign="center" o:hrstd="t" o:hr="t" fillcolor="#a0a0a0" stroked="f"/>
+      </w:r>
+      <w:r>
+        <w:pict w14:anchorId="1809E915">
+          <v:rect id="Rectangle 65" o:spid="_x0000_s1030" style="width:468pt;height:1.1pt;visibility:visible;mso-wrap-style:square;mso-left-percent:-10001;mso-top-percent:-10001;mso-position-horizontal:absolute;mso-position-horizontal-relative:char;mso-position-vertical:absolute;mso-position-vertical-relative:line;mso-left-percent:-10001;mso-top-percent:-10001;v-text-anchor:top" o:gfxdata="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" filled="f">
+            <o:lock v:ext="edit" aspectratio="t"/>
+            <w10:anchorlock/>
+          </v:rect>
         </w:pict>
       </w:r>
     </w:p>
@@ -2183,8 +2233,13 @@
         <w:rPr>
           <w:noProof/>
         </w:rPr>
-        <w:pict w14:anchorId="2F3129E4">
-          <v:rect id="_x0000_i1028" alt="" style="width:468pt;height:.05pt;mso-width-percent:0;mso-height-percent:0;mso-width-percent:0;mso-height-percent:0" o:hralign="center" o:hrstd="t" o:hr="t" fillcolor="#a0a0a0" stroked="f"/>
+      </w:r>
+      <w:r>
+        <w:pict w14:anchorId="6F44D85B">
+          <v:rect id="Rectangle 63" o:spid="_x0000_s1029" style="width:468pt;height:.05pt;visibility:visible;mso-wrap-style:square;mso-left-percent:-10001;mso-top-percent:-10001;mso-position-horizontal:absolute;mso-position-horizontal-relative:char;mso-position-vertical:absolute;mso-position-vertical-relative:line;mso-left-percent:-10001;mso-top-percent:-10001;v-text-anchor:top" o:gfxdata="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" filled="f">
+            <o:lock v:ext="edit" aspectratio="t"/>
+            <w10:anchorlock/>
+          </v:rect>
         </w:pict>
       </w:r>
     </w:p>
@@ -2311,8 +2366,13 @@
         <w:rPr>
           <w:noProof/>
         </w:rPr>
-        <w:pict w14:anchorId="2A3BED9C">
-          <v:rect id="_x0000_i1027" alt="" style="width:468pt;height:.05pt;mso-width-percent:0;mso-height-percent:0;mso-width-percent:0;mso-height-percent:0" o:hralign="center" o:hrstd="t" o:hr="t" fillcolor="#a0a0a0" stroked="f"/>
+      </w:r>
+      <w:r>
+        <w:pict w14:anchorId="7D78DD8A">
+          <v:rect id="Rectangle 61" o:spid="_x0000_s1028" style="width:468pt;height:.05pt;visibility:visible;mso-wrap-style:square;mso-left-percent:-10001;mso-top-percent:-10001;mso-position-horizontal:absolute;mso-position-horizontal-relative:char;mso-position-vertical:absolute;mso-position-vertical-relative:line;mso-left-percent:-10001;mso-top-percent:-10001;v-text-anchor:top" o:gfxdata="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" filled="f">
+            <o:lock v:ext="edit" aspectratio="t"/>
+            <w10:anchorlock/>
+          </v:rect>
         </w:pict>
       </w:r>
     </w:p>
@@ -2387,8 +2447,13 @@
         <w:rPr>
           <w:noProof/>
         </w:rPr>
-        <w:pict w14:anchorId="75CEAA27">
-          <v:rect id="_x0000_i1026" alt="" style="width:468pt;height:.05pt;mso-width-percent:0;mso-height-percent:0;mso-width-percent:0;mso-height-percent:0" o:hralign="center" o:hrstd="t" o:hr="t" fillcolor="#a0a0a0" stroked="f"/>
+      </w:r>
+      <w:r>
+        <w:pict w14:anchorId="602541B8">
+          <v:rect id="Rectangle 59" o:spid="_x0000_s1027" style="width:468pt;height:.05pt;visibility:visible;mso-wrap-style:square;mso-left-percent:-10001;mso-top-percent:-10001;mso-position-horizontal:absolute;mso-position-horizontal-relative:char;mso-position-vertical:absolute;mso-position-vertical-relative:line;mso-left-percent:-10001;mso-top-percent:-10001;v-text-anchor:top" o:gfxdata="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" filled="f">
+            <o:lock v:ext="edit" aspectratio="t"/>
+            <w10:anchorlock/>
+          </v:rect>
         </w:pict>
       </w:r>
     </w:p>
@@ -2465,8 +2530,13 @@
         <w:rPr>
           <w:noProof/>
         </w:rPr>
-        <w:pict w14:anchorId="7F29223A">
-          <v:rect id="_x0000_i1025" style="width:0;height:1.5pt" o:hralign="center" o:hrstd="t" o:hr="t" fillcolor="#a0a0a0" stroked="f"/>
+      </w:r>
+      <w:r>
+        <w:pict w14:anchorId="66DB641D">
+          <v:rect id="Rectangle 57" o:spid="_x0000_s1026" style="width:468pt;height:1.1pt;visibility:visible;mso-wrap-style:square;mso-left-percent:-10001;mso-top-percent:-10001;mso-position-horizontal:absolute;mso-position-horizontal-relative:char;mso-position-vertical:absolute;mso-position-vertical-relative:line;mso-left-percent:-10001;mso-top-percent:-10001;v-text-anchor:top" o:gfxdata="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" filled="f">
+            <o:lock v:ext="edit" aspectratio="t"/>
+            <w10:anchorlock/>
+          </v:rect>
         </w:pict>
       </w:r>
     </w:p>
@@ -5683,132 +5753,27 @@
           <w:kern w:val="0"/>
           <w14:ligatures w14:val="none"/>
         </w:rPr>
-        <w:t>Never lost</w:t>
-      </w:r>
-    </w:p>
-    <w:p>
-      <w:pPr>
-        <w:numPr>
-          <w:ilvl w:val="0"/>
-          <w:numId w:val="1"/>
-        </w:numPr>
-        <w:spacing w:after="0" w:line="240" w:lineRule="auto"/>
-        <w:textAlignment w:val="center"/>
-        <w:rPr>
-          <w:rFonts w:ascii="Calibri" w:eastAsia="Times New Roman" w:hAnsi="Calibri" w:cs="Calibri"/>
-          <w:kern w:val="0"/>
-          <w:sz w:val="22"/>
-          <w:szCs w:val="22"/>
-          <w14:ligatures w14:val="none"/>
-        </w:rPr>
-      </w:pPr>
-      <w:r>
-        <w:rPr>
-          <w:rFonts w:ascii="Aptos" w:eastAsia="Times New Roman" w:hAnsi="Aptos" w:cs="Calibri"/>
-          <w:kern w:val="0"/>
-          <w14:ligatures w14:val="none"/>
-        </w:rPr>
-        <w:t>NJ (except persons convicted of crime involving dishonesty or higher degree of crime while holding office)</w:t>
-      </w:r>
-    </w:p>
-    <w:p>
-      <w:pPr>
-        <w:numPr>
-          <w:ilvl w:val="1"/>
-          <w:numId w:val="1"/>
-        </w:numPr>
-        <w:spacing w:after="0" w:line="240" w:lineRule="auto"/>
-        <w:textAlignment w:val="center"/>
-        <w:rPr>
-          <w:rFonts w:ascii="Calibri" w:eastAsia="Times New Roman" w:hAnsi="Calibri" w:cs="Calibri"/>
-          <w:kern w:val="0"/>
-          <w:sz w:val="22"/>
-          <w:szCs w:val="22"/>
-          <w14:ligatures w14:val="none"/>
-        </w:rPr>
-      </w:pPr>
-      <w:r>
-        <w:rPr>
-          <w:rFonts w:ascii="Aptos" w:eastAsia="Times New Roman" w:hAnsi="Aptos" w:cs="Calibri"/>
-          <w:kern w:val="0"/>
-          <w14:ligatures w14:val="none"/>
-        </w:rPr>
-        <w:t>Records</w:t>
-      </w:r>
-    </w:p>
-    <w:p>
-      <w:pPr>
-        <w:numPr>
-          <w:ilvl w:val="2"/>
-          <w:numId w:val="1"/>
-        </w:numPr>
-        <w:spacing w:after="0" w:line="240" w:lineRule="auto"/>
-        <w:textAlignment w:val="center"/>
-        <w:rPr>
-          <w:rFonts w:ascii="Calibri" w:eastAsia="Times New Roman" w:hAnsi="Calibri" w:cs="Calibri"/>
-          <w:kern w:val="0"/>
-          <w:sz w:val="22"/>
-          <w:szCs w:val="22"/>
-          <w14:ligatures w14:val="none"/>
-        </w:rPr>
-      </w:pPr>
-      <w:r>
-        <w:rPr>
-          <w:rFonts w:ascii="Aptos" w:eastAsia="Times New Roman" w:hAnsi="Aptos" w:cs="Calibri"/>
-          <w:kern w:val="0"/>
-          <w14:ligatures w14:val="none"/>
-        </w:rPr>
-        <w:t>May not show birth year &amp; gender on all records</w:t>
-      </w:r>
-    </w:p>
-    <w:p>
-      <w:pPr>
-        <w:numPr>
-          <w:ilvl w:val="2"/>
-          <w:numId w:val="1"/>
-        </w:numPr>
-        <w:spacing w:after="0" w:line="240" w:lineRule="auto"/>
-        <w:textAlignment w:val="center"/>
-        <w:rPr>
-          <w:rFonts w:ascii="Calibri" w:eastAsia="Times New Roman" w:hAnsi="Calibri" w:cs="Calibri"/>
-          <w:kern w:val="0"/>
-          <w:sz w:val="22"/>
-          <w:szCs w:val="22"/>
-          <w14:ligatures w14:val="none"/>
-        </w:rPr>
-      </w:pPr>
-      <w:r>
-        <w:rPr>
-          <w:rFonts w:ascii="Aptos" w:eastAsia="Times New Roman" w:hAnsi="Aptos" w:cs="Calibri"/>
-          <w:kern w:val="0"/>
-          <w14:ligatures w14:val="none"/>
-        </w:rPr>
-        <w:t>Does show guilt</w:t>
-      </w:r>
-    </w:p>
-    <w:p>
-      <w:pPr>
-        <w:numPr>
-          <w:ilvl w:val="1"/>
-          <w:numId w:val="1"/>
-        </w:numPr>
-        <w:spacing w:after="0" w:line="240" w:lineRule="auto"/>
-        <w:textAlignment w:val="center"/>
-        <w:rPr>
-          <w:rFonts w:ascii="Calibri" w:eastAsia="Times New Roman" w:hAnsi="Calibri" w:cs="Calibri"/>
-          <w:kern w:val="0"/>
-          <w:sz w:val="22"/>
-          <w:szCs w:val="22"/>
-          <w14:ligatures w14:val="none"/>
-        </w:rPr>
-      </w:pPr>
-      <w:r>
-        <w:rPr>
-          <w:rFonts w:ascii="Aptos" w:eastAsia="Times New Roman" w:hAnsi="Aptos" w:cs="Calibri"/>
-          <w:kern w:val="0"/>
-          <w14:ligatures w14:val="none"/>
-        </w:rPr>
-        <w:t>Recently restored jury eligibility</w:t>
+        <w:t xml:space="preserve">Never </w:t>
+      </w:r>
+      <w:r>
+        <w:rPr>
+          <w:rFonts w:ascii="Aptos" w:eastAsia="Times New Roman" w:hAnsi="Aptos" w:cs="Calibri"/>
+          <w:b/>
+          <w:bCs/>
+          <w:kern w:val="0"/>
+          <w14:ligatures w14:val="none"/>
+        </w:rPr>
+        <w:t>() Lo</w:t>
+      </w:r>
+      <w:r>
+        <w:rPr>
+          <w:rFonts w:ascii="Aptos" w:eastAsia="Times New Roman" w:hAnsi="Aptos" w:cs="Calibri"/>
+          <w:b/>
+          <w:bCs/>
+          <w:kern w:val="0"/>
+          <w14:ligatures w14:val="none"/>
+        </w:rPr>
+        <w:t>st</w:t>
       </w:r>
     </w:p>
     <w:p>
@@ -6253,7 +6218,6 @@
           <w:kern w:val="0"/>
           <w14:ligatures w14:val="none"/>
         </w:rPr>
-        <w:lastRenderedPageBreak/>
         <w:t>Records via statewide history repository (Maine SBI, State Bureau of Investigation)</w:t>
       </w:r>
     </w:p>
@@ -6354,6 +6318,7 @@
           <w:kern w:val="0"/>
           <w14:ligatures w14:val="none"/>
         </w:rPr>
+        <w:lastRenderedPageBreak/>
         <w:t>TBD cost</w:t>
       </w:r>
     </w:p>
@@ -6484,62 +6449,635 @@
         <w:spacing w:after="0" w:line="240" w:lineRule="auto"/>
         <w:rPr>
           <w:rFonts w:ascii="Aptos" w:eastAsia="Times New Roman" w:hAnsi="Aptos" w:cs="Calibri"/>
-          <w:kern w:val="0"/>
-          <w14:ligatures w14:val="none"/>
-        </w:rPr>
-      </w:pPr>
-      <w:r>
-        <w:rPr>
-          <w:rFonts w:ascii="Aptos" w:eastAsia="Times New Roman" w:hAnsi="Aptos" w:cs="Calibri"/>
           <w:b/>
           <w:bCs/>
           <w:kern w:val="0"/>
-          <w14:ligatures w14:val="none"/>
-        </w:rPr>
-        <w:t>Only lost until sentence completed or limited waiting period</w:t>
-      </w:r>
-    </w:p>
-    <w:p>
-      <w:pPr>
-        <w:spacing w:after="0" w:line="240" w:lineRule="auto"/>
-        <w:rPr>
-          <w:rFonts w:ascii="Aptos" w:eastAsia="Times New Roman" w:hAnsi="Aptos" w:cs="Calibri"/>
-          <w:kern w:val="0"/>
-          <w14:ligatures w14:val="none"/>
-        </w:rPr>
-      </w:pPr>
-      <w:r>
-        <w:rPr>
-          <w:rFonts w:ascii="Aptos" w:eastAsia="Times New Roman" w:hAnsi="Aptos" w:cs="Calibri"/>
-          <w:kern w:val="0"/>
-          <w14:ligatures w14:val="none"/>
-        </w:rPr>
-        <w:t> </w:t>
-      </w:r>
-    </w:p>
-    <w:p>
-      <w:pPr>
-        <w:spacing w:after="0" w:line="240" w:lineRule="auto"/>
-        <w:rPr>
-          <w:rFonts w:ascii="Aptos" w:eastAsia="Times New Roman" w:hAnsi="Aptos" w:cs="Calibri"/>
-          <w:kern w:val="0"/>
-          <w14:ligatures w14:val="none"/>
-        </w:rPr>
-      </w:pPr>
-      <w:r>
-        <w:rPr>
-          <w:rFonts w:ascii="Aptos" w:eastAsia="Times New Roman" w:hAnsi="Aptos" w:cs="Calibri"/>
-          <w:kern w:val="0"/>
-          <w14:ligatures w14:val="none"/>
-        </w:rPr>
-        <w:t>South Dakota</w:t>
-      </w:r>
-    </w:p>
-    <w:p>
-      <w:pPr>
-        <w:numPr>
-          <w:ilvl w:val="0"/>
-          <w:numId w:val="2"/>
+          <w:sz w:val="32"/>
+          <w:szCs w:val="32"/>
+          <w14:ligatures w14:val="none"/>
+        </w:rPr>
+      </w:pPr>
+      <w:r>
+        <w:rPr>
+          <w:rFonts w:ascii="Aptos" w:eastAsia="Times New Roman" w:hAnsi="Aptos" w:cs="Calibri"/>
+          <w:b/>
+          <w:bCs/>
+          <w:kern w:val="0"/>
+          <w:sz w:val="32"/>
+          <w:szCs w:val="32"/>
+          <w14:ligatures w14:val="none"/>
+        </w:rPr>
+        <w:t>New Jersey</w:t>
+      </w:r>
+    </w:p>
+    <w:p>
+      <w:pPr>
+        <w:spacing w:after="0" w:line="240" w:lineRule="auto"/>
+        <w:rPr>
+          <w:rFonts w:ascii="Aptos" w:eastAsia="Times New Roman" w:hAnsi="Aptos" w:cs="Calibri"/>
+          <w:b/>
+          <w:bCs/>
+          <w:kern w:val="0"/>
+          <w:sz w:val="32"/>
+          <w:szCs w:val="32"/>
+          <w14:ligatures w14:val="none"/>
+        </w:rPr>
+      </w:pPr>
+    </w:p>
+    <w:p>
+      <w:pPr>
+        <w:spacing w:after="0" w:line="240" w:lineRule="auto"/>
+        <w:rPr>
+          <w:rFonts w:ascii="Aptos" w:eastAsia="Times New Roman" w:hAnsi="Aptos" w:cs="Calibri"/>
+          <w:b/>
+          <w:bCs/>
+          <w:kern w:val="0"/>
+          <w:sz w:val="28"/>
+          <w:szCs w:val="28"/>
+          <w14:ligatures w14:val="none"/>
+        </w:rPr>
+      </w:pPr>
+      <w:r>
+        <w:rPr>
+          <w:rFonts w:ascii="Aptos" w:eastAsia="Times New Roman" w:hAnsi="Aptos" w:cs="Calibri"/>
+          <w:b/>
+          <w:bCs/>
+          <w:kern w:val="0"/>
+          <w:sz w:val="28"/>
+          <w:szCs w:val="28"/>
+          <w14:ligatures w14:val="none"/>
+        </w:rPr>
+        <w:t>Direct Eligibility</w:t>
+      </w:r>
+      <w:r>
+        <w:rPr>
+          <w:rFonts w:ascii="Aptos" w:eastAsia="Times New Roman" w:hAnsi="Aptos" w:cs="Calibri"/>
+          <w:b/>
+          <w:bCs/>
+          <w:kern w:val="0"/>
+          <w:sz w:val="28"/>
+          <w:szCs w:val="28"/>
+          <w14:ligatures w14:val="none"/>
+        </w:rPr>
+        <w:t xml:space="preserve"> – Condition A</w:t>
+      </w:r>
+    </w:p>
+    <w:p>
+      <w:pPr>
+        <w:spacing w:after="0" w:line="240" w:lineRule="auto"/>
+        <w:rPr>
+          <w:rFonts w:ascii="Aptos" w:eastAsia="Times New Roman" w:hAnsi="Aptos" w:cs="Calibri"/>
+          <w:kern w:val="0"/>
+          <w14:ligatures w14:val="none"/>
+        </w:rPr>
+      </w:pPr>
+      <w:r>
+        <w:rPr>
+          <w:rFonts w:ascii="Aptos" w:eastAsia="Times New Roman" w:hAnsi="Aptos" w:cs="Calibri"/>
+          <w:kern w:val="0"/>
+          <w14:ligatures w14:val="none"/>
+        </w:rPr>
+        <w:t>"A person holding  any public office. . .convicted of an offense. . .involving disohesty. . .crime of the third degree or above or under the laws of another state or of the United States of an offense or crime which, if committed in this State, would be such an offense or crime; . . .convicted of an offense involving or touching such office, position or employment; or (3) The Constitution so provides.</w:t>
+      </w:r>
+      <w:r>
+        <w:rPr>
+          <w:rFonts w:ascii="Aptos" w:eastAsia="Times New Roman" w:hAnsi="Aptos" w:cs="Calibri"/>
+          <w:kern w:val="0"/>
+          <w14:ligatures w14:val="none"/>
+        </w:rPr>
+        <w:t>”</w:t>
+      </w:r>
+    </w:p>
+    <w:p>
+      <w:pPr>
+        <w:spacing w:after="0" w:line="240" w:lineRule="auto"/>
+        <w:rPr>
+          <w:rFonts w:ascii="Aptos" w:eastAsia="Times New Roman" w:hAnsi="Aptos" w:cs="Calibri"/>
+          <w:kern w:val="0"/>
+          <w14:ligatures w14:val="none"/>
+        </w:rPr>
+      </w:pPr>
+    </w:p>
+    <w:p>
+      <w:pPr>
+        <w:spacing w:after="0" w:line="240" w:lineRule="auto"/>
+        <w:rPr>
+          <w:rFonts w:ascii="Aptos" w:eastAsia="Times New Roman" w:hAnsi="Aptos" w:cs="Calibri"/>
+          <w:kern w:val="0"/>
+          <w14:ligatures w14:val="none"/>
+        </w:rPr>
+      </w:pPr>
+      <w:hyperlink r:id="rId7" w:history="1">
+        <w:r>
+          <w:rPr>
+            <w:rStyle w:val="Hyperlink"/>
+            <w:rFonts w:ascii="Aptos" w:eastAsia="Times New Roman" w:hAnsi="Aptos" w:cs="Calibri"/>
+            <w:kern w:val="0"/>
+            <w14:ligatures w14:val="none"/>
+          </w:rPr>
+          <w:t>https://law.justia.com/codes/new-jersey/title-2c/section-2c-51-2/</w:t>
+        </w:r>
+      </w:hyperlink>
+    </w:p>
+    <w:p>
+      <w:pPr>
+        <w:spacing w:after="0" w:line="240" w:lineRule="auto"/>
+        <w:rPr>
+          <w:rFonts w:ascii="Aptos" w:eastAsia="Times New Roman" w:hAnsi="Aptos" w:cs="Calibri"/>
+          <w:kern w:val="0"/>
+          <w14:ligatures w14:val="none"/>
+        </w:rPr>
+      </w:pPr>
+    </w:p>
+    <w:p>
+      <w:pPr>
+        <w:spacing w:after="0" w:line="240" w:lineRule="auto"/>
+        <w:rPr>
+          <w:rFonts w:ascii="Aptos" w:eastAsia="Times New Roman" w:hAnsi="Aptos" w:cs="Calibri"/>
+          <w:b/>
+          <w:bCs/>
+          <w:kern w:val="0"/>
+          <w14:ligatures w14:val="none"/>
+        </w:rPr>
+      </w:pPr>
+      <w:r>
+        <w:rPr>
+          <w:rFonts w:ascii="Aptos" w:eastAsia="Times New Roman" w:hAnsi="Aptos" w:cs="Calibri"/>
+          <w:b/>
+          <w:bCs/>
+          <w:kern w:val="0"/>
+          <w14:ligatures w14:val="none"/>
+        </w:rPr>
+        <w:t>Terms</w:t>
+      </w:r>
+    </w:p>
+    <w:p>
+      <w:pPr>
+        <w:spacing w:after="0" w:line="240" w:lineRule="auto"/>
+        <w:rPr>
+          <w:rFonts w:ascii="Aptos" w:eastAsia="Times New Roman" w:hAnsi="Aptos" w:cs="Calibri"/>
+          <w:kern w:val="0"/>
+          <w14:ligatures w14:val="none"/>
+        </w:rPr>
+      </w:pPr>
+      <w:r>
+        <w:rPr>
+          <w:rFonts w:ascii="Aptos" w:eastAsia="Times New Roman" w:hAnsi="Aptos" w:cs="Calibri"/>
+          <w:kern w:val="0"/>
+          <w14:ligatures w14:val="none"/>
+        </w:rPr>
+        <w:t>"involving or touching such office, position or employment" means that the offense was related directly to the person's performance in, or circumstances flowing from, the specific public office, position or employment held by the person.</w:t>
+      </w:r>
+    </w:p>
+    <w:p>
+      <w:pPr>
+        <w:spacing w:after="0" w:line="240" w:lineRule="auto"/>
+        <w:rPr>
+          <w:rFonts w:ascii="Aptos" w:eastAsia="Times New Roman" w:hAnsi="Aptos" w:cs="Calibri"/>
+          <w:kern w:val="0"/>
+          <w14:ligatures w14:val="none"/>
+        </w:rPr>
+      </w:pPr>
+    </w:p>
+    <w:p>
+      <w:pPr>
+        <w:spacing w:after="0" w:line="240" w:lineRule="auto"/>
+        <w:rPr>
+          <w:rFonts w:ascii="Aptos" w:eastAsia="Times New Roman" w:hAnsi="Aptos" w:cs="Calibri"/>
+          <w:kern w:val="0"/>
+          <w14:ligatures w14:val="none"/>
+        </w:rPr>
+      </w:pPr>
+      <w:hyperlink r:id="rId8" w:history="1">
+        <w:r>
+          <w:rPr>
+            <w:rStyle w:val="Hyperlink"/>
+            <w:rFonts w:ascii="Aptos" w:eastAsia="Times New Roman" w:hAnsi="Aptos" w:cs="Calibri"/>
+            <w:kern w:val="0"/>
+            <w14:ligatures w14:val="none"/>
+          </w:rPr>
+          <w:t>https://law.justia.com/codes/new-jersey/title-2c/section-2c-51-2/</w:t>
+        </w:r>
+      </w:hyperlink>
+    </w:p>
+    <w:p>
+      <w:pPr>
+        <w:spacing w:after="0" w:line="240" w:lineRule="auto"/>
+        <w:rPr>
+          <w:rFonts w:ascii="Aptos" w:eastAsia="Times New Roman" w:hAnsi="Aptos" w:cs="Calibri"/>
+          <w:kern w:val="0"/>
+          <w14:ligatures w14:val="none"/>
+        </w:rPr>
+      </w:pPr>
+    </w:p>
+    <w:p>
+      <w:pPr>
+        <w:spacing w:after="0" w:line="240" w:lineRule="auto"/>
+        <w:rPr>
+          <w:rFonts w:ascii="Aptos" w:hAnsi="Aptos" w:cs="Open Sans"/>
+          <w:color w:val="000000"/>
+          <w:shd w:val="clear" w:color="auto" w:fill="FFFFFF"/>
+        </w:rPr>
+      </w:pPr>
+      <w:r>
+        <w:rPr>
+          <w:rFonts w:ascii="Aptos" w:hAnsi="Aptos" w:cs="Open Sans"/>
+          <w:color w:val="000000"/>
+          <w:shd w:val="clear" w:color="auto" w:fill="FFFFFF"/>
+        </w:rPr>
+        <w:t>d. In addition to the punishment prescribed for the offense, and the forfeiture set forth in subsection a. of N.J.S.2C:51-2, any person convicted of an offense involving or touching on his public office, position or employment shall be forever disqualified from holding any office or position of honor, trust or profit under this State or any of its administrative or political subdivisions. As used in this subsection, "involving or touching on his public office, position or employment" means that the offense was related directly to the person's performance in, or circumstances flowing from, the specific public office, position or employment held by the person.</w:t>
+      </w:r>
+    </w:p>
+    <w:p>
+      <w:pPr>
+        <w:spacing w:after="0" w:line="240" w:lineRule="auto"/>
+        <w:rPr>
+          <w:rFonts w:ascii="Aptos" w:hAnsi="Aptos" w:cs="Open Sans"/>
+          <w:color w:val="000000"/>
+          <w:shd w:val="clear" w:color="auto" w:fill="FFFFFF"/>
+        </w:rPr>
+      </w:pPr>
+    </w:p>
+    <w:p>
+      <w:pPr>
+        <w:spacing w:after="0" w:line="240" w:lineRule="auto"/>
+        <w:rPr>
+          <w:rFonts w:ascii="Aptos" w:eastAsia="Times New Roman" w:hAnsi="Aptos" w:cs="Calibri"/>
+          <w:kern w:val="0"/>
+          <w14:ligatures w14:val="none"/>
+        </w:rPr>
+      </w:pPr>
+      <w:hyperlink r:id="rId9" w:history="1">
+        <w:r>
+          <w:rPr>
+            <w:rStyle w:val="Hyperlink"/>
+            <w:rFonts w:ascii="Aptos" w:eastAsia="Times New Roman" w:hAnsi="Aptos" w:cs="Calibri"/>
+            <w:kern w:val="0"/>
+            <w14:ligatures w14:val="none"/>
+          </w:rPr>
+          <w:t>https://law.justia.com/codes/new-jersey/title-2c/section-2c-51-2/</w:t>
+        </w:r>
+      </w:hyperlink>
+    </w:p>
+    <w:p>
+      <w:pPr>
+        <w:spacing w:after="0" w:line="240" w:lineRule="auto"/>
+        <w:rPr>
+          <w:rFonts w:ascii="Aptos" w:eastAsia="Times New Roman" w:hAnsi="Aptos" w:cs="Calibri"/>
+          <w:kern w:val="0"/>
+          <w14:ligatures w14:val="none"/>
+        </w:rPr>
+      </w:pPr>
+    </w:p>
+    <w:p>
+      <w:pPr>
+        <w:spacing w:after="0" w:line="240" w:lineRule="auto"/>
+        <w:rPr>
+          <w:rFonts w:ascii="Aptos" w:eastAsia="Times New Roman" w:hAnsi="Aptos" w:cs="Calibri"/>
+          <w:b/>
+          <w:bCs/>
+          <w:kern w:val="0"/>
+          <w:sz w:val="28"/>
+          <w:szCs w:val="28"/>
+          <w14:ligatures w14:val="none"/>
+        </w:rPr>
+      </w:pPr>
+      <w:r>
+        <w:rPr>
+          <w:rFonts w:ascii="Aptos" w:eastAsia="Times New Roman" w:hAnsi="Aptos" w:cs="Calibri"/>
+          <w:b/>
+          <w:bCs/>
+          <w:kern w:val="0"/>
+          <w:sz w:val="28"/>
+          <w:szCs w:val="28"/>
+          <w14:ligatures w14:val="none"/>
+        </w:rPr>
+        <w:t>Direct Eligibility</w:t>
+      </w:r>
+      <w:r>
+        <w:rPr>
+          <w:rFonts w:ascii="Aptos" w:eastAsia="Times New Roman" w:hAnsi="Aptos" w:cs="Calibri"/>
+          <w:b/>
+          <w:bCs/>
+          <w:kern w:val="0"/>
+          <w:sz w:val="28"/>
+          <w:szCs w:val="28"/>
+          <w14:ligatures w14:val="none"/>
+        </w:rPr>
+        <w:t xml:space="preserve"> – Condition </w:t>
+      </w:r>
+      <w:r>
+        <w:rPr>
+          <w:rFonts w:ascii="Aptos" w:eastAsia="Times New Roman" w:hAnsi="Aptos" w:cs="Calibri"/>
+          <w:b/>
+          <w:bCs/>
+          <w:kern w:val="0"/>
+          <w:sz w:val="28"/>
+          <w:szCs w:val="28"/>
+          <w14:ligatures w14:val="none"/>
+        </w:rPr>
+        <w:t>B</w:t>
+      </w:r>
+    </w:p>
+    <w:p>
+      <w:pPr>
+        <w:spacing w:after="0" w:line="240" w:lineRule="auto"/>
+        <w:rPr>
+          <w:rFonts w:ascii="Aptos" w:eastAsia="Times New Roman" w:hAnsi="Aptos" w:cs="Calibri"/>
+          <w:kern w:val="0"/>
+          <w14:ligatures w14:val="none"/>
+        </w:rPr>
+      </w:pPr>
+      <w:r>
+        <w:rPr>
+          <w:rFonts w:ascii="Aptos" w:eastAsia="Times New Roman" w:hAnsi="Aptos" w:cs="Calibri"/>
+          <w:kern w:val="0"/>
+          <w14:ligatures w14:val="none"/>
+        </w:rPr>
+        <w:t>"</w:t>
+      </w:r>
+      <w:r>
+        <w:t xml:space="preserve"> </w:t>
+      </w:r>
+      <w:r>
+        <w:rPr>
+          <w:rFonts w:ascii="Aptos" w:eastAsia="Times New Roman" w:hAnsi="Aptos" w:cs="Calibri"/>
+          <w:kern w:val="0"/>
+          <w14:ligatures w14:val="none"/>
+        </w:rPr>
+        <w:t>In addition to any penalties provided for violation of any of the provisions of this title, the court imposing such penalty may add thereto that such offender be thenceforth disfranchised as a voter while serving a sentence of incarceration and disqualified to hold any office of trust or profit within this state for such length of time as such court deems proper.</w:t>
+      </w:r>
+      <w:r>
+        <w:rPr>
+          <w:rFonts w:ascii="Aptos" w:eastAsia="Times New Roman" w:hAnsi="Aptos" w:cs="Calibri"/>
+          <w:kern w:val="0"/>
+          <w14:ligatures w14:val="none"/>
+        </w:rPr>
+        <w:t>”</w:t>
+      </w:r>
+    </w:p>
+    <w:p>
+      <w:pPr>
+        <w:spacing w:after="0" w:line="240" w:lineRule="auto"/>
+        <w:rPr>
+          <w:rFonts w:ascii="Aptos" w:eastAsia="Times New Roman" w:hAnsi="Aptos" w:cs="Calibri"/>
+          <w:kern w:val="0"/>
+          <w14:ligatures w14:val="none"/>
+        </w:rPr>
+      </w:pPr>
+    </w:p>
+    <w:p>
+      <w:pPr>
+        <w:spacing w:after="0" w:line="240" w:lineRule="auto"/>
+        <w:rPr>
+          <w:rFonts w:ascii="Aptos" w:eastAsia="Times New Roman" w:hAnsi="Aptos" w:cs="Calibri"/>
+          <w:kern w:val="0"/>
+          <w14:ligatures w14:val="none"/>
+        </w:rPr>
+      </w:pPr>
+      <w:hyperlink r:id="rId10" w:history="1">
+        <w:r>
+          <w:rPr>
+            <w:rStyle w:val="Hyperlink"/>
+            <w:rFonts w:ascii="Aptos" w:eastAsia="Times New Roman" w:hAnsi="Aptos" w:cs="Calibri"/>
+            <w:kern w:val="0"/>
+            <w14:ligatures w14:val="none"/>
+          </w:rPr>
+          <w:t>https://law.justia.com/codes/new-jersey/title-19/section-19-34-46/</w:t>
+        </w:r>
+      </w:hyperlink>
+    </w:p>
+    <w:p>
+      <w:pPr>
+        <w:spacing w:after="0" w:line="240" w:lineRule="auto"/>
+        <w:rPr>
+          <w:rFonts w:ascii="Aptos" w:eastAsia="Times New Roman" w:hAnsi="Aptos" w:cs="Calibri"/>
+          <w:kern w:val="0"/>
+          <w14:ligatures w14:val="none"/>
+        </w:rPr>
+      </w:pPr>
+    </w:p>
+    <w:p>
+      <w:pPr>
+        <w:spacing w:after="0" w:line="240" w:lineRule="auto"/>
+        <w:rPr>
+          <w:rFonts w:ascii="Aptos" w:eastAsia="Times New Roman" w:hAnsi="Aptos" w:cs="Calibri"/>
+          <w:b/>
+          <w:bCs/>
+          <w:kern w:val="0"/>
+          <w14:ligatures w14:val="none"/>
+        </w:rPr>
+      </w:pPr>
+      <w:r>
+        <w:rPr>
+          <w:rFonts w:ascii="Aptos" w:eastAsia="Times New Roman" w:hAnsi="Aptos" w:cs="Calibri"/>
+          <w:b/>
+          <w:bCs/>
+          <w:kern w:val="0"/>
+          <w14:ligatures w14:val="none"/>
+        </w:rPr>
+        <w:t>Voter Eligibility</w:t>
+      </w:r>
+    </w:p>
+    <w:p>
+      <w:pPr>
+        <w:spacing w:after="0" w:line="240" w:lineRule="auto"/>
+        <w:rPr>
+          <w:rFonts w:ascii="Aptos" w:eastAsia="Times New Roman" w:hAnsi="Aptos" w:cs="Calibri"/>
+          <w:kern w:val="0"/>
+          <w14:ligatures w14:val="none"/>
+        </w:rPr>
+      </w:pPr>
+    </w:p>
+    <w:p>
+      <w:pPr>
+        <w:pStyle w:val="NormalWeb"/>
+        <w:shd w:val="clear" w:color="auto" w:fill="FFFFFF"/>
+        <w:rPr>
+          <w:rFonts w:ascii="Open Sans" w:hAnsi="Open Sans" w:cs="Open Sans"/>
+          <w:color w:val="000000"/>
+        </w:rPr>
+      </w:pPr>
+      <w:r>
+        <w:rPr>
+          <w:rFonts w:ascii="Open Sans" w:hAnsi="Open Sans" w:cs="Open Sans"/>
+          <w:color w:val="000000"/>
+        </w:rPr>
+        <w:t>(6) Who has been convicted of a violation of any of the provisions of this Title, for which criminal penalties were imposed, if such person was deprived of such right as part of the punishment therefor while serving a sentence of incarceration according to law unless pardoned or restored by law to the right of suffrage; or</w:t>
+      </w:r>
+    </w:p>
+    <w:p>
+      <w:pPr>
+        <w:pStyle w:val="NormalWeb"/>
+        <w:shd w:val="clear" w:color="auto" w:fill="FFFFFF"/>
+        <w:rPr>
+          <w:rFonts w:ascii="Open Sans" w:hAnsi="Open Sans" w:cs="Open Sans"/>
+          <w:color w:val="000000"/>
+        </w:rPr>
+      </w:pPr>
+      <w:r>
+        <w:rPr>
+          <w:rFonts w:ascii="Open Sans" w:hAnsi="Open Sans" w:cs="Open Sans"/>
+          <w:color w:val="000000"/>
+        </w:rPr>
+        <w:t>(7) Who shall be convicted of the violation of any of the provisions of this Title, for which criminal penalties are imposed, if such person shall be deprived of such right as part of the punishment therefor while serving a sentence of incarceration according to law, unless pardoned or restored by law to the right of suffrage; or</w:t>
+      </w:r>
+    </w:p>
+    <w:p>
+      <w:pPr>
+        <w:pStyle w:val="NormalWeb"/>
+        <w:shd w:val="clear" w:color="auto" w:fill="FFFFFF"/>
+        <w:rPr>
+          <w:rFonts w:ascii="Open Sans" w:hAnsi="Open Sans" w:cs="Open Sans"/>
+          <w:color w:val="000000"/>
+        </w:rPr>
+      </w:pPr>
+      <w:r>
+        <w:rPr>
+          <w:rFonts w:ascii="Open Sans" w:hAnsi="Open Sans" w:cs="Open Sans"/>
+          <w:color w:val="000000"/>
+        </w:rPr>
+        <w:t>(8) Who is serving a sentence of incarceration as the result of a conviction of any indictable offense under the laws of this or another state or of the United States.</w:t>
+      </w:r>
+    </w:p>
+    <w:p>
+      <w:pPr>
+        <w:pStyle w:val="NormalWeb"/>
+        <w:shd w:val="clear" w:color="auto" w:fill="FFFFFF"/>
+        <w:rPr>
+          <w:rFonts w:ascii="Open Sans" w:hAnsi="Open Sans" w:cs="Open Sans"/>
+          <w:color w:val="000000"/>
+        </w:rPr>
+      </w:pPr>
+      <w:r>
+        <w:rPr>
+          <w:rFonts w:ascii="Open Sans" w:hAnsi="Open Sans" w:cs="Open Sans"/>
+          <w:color w:val="000000"/>
+        </w:rPr>
+        <w:t>A person who will have on the day of the next general election the qualifications to entitle him to vote shall have the right to be registered for and vote at such general election and register for and vote at any election, intervening between such date of registration and such general election, if he shall be a citizen of the United States and shall meet the age and residence requirements prescribed by the Constitution of this State and the laws of the United States, when such intervening election is held, as though such qualifications were met before registration.</w:t>
+      </w:r>
+    </w:p>
+    <w:p>
+      <w:pPr>
+        <w:pStyle w:val="NormalWeb"/>
+        <w:shd w:val="clear" w:color="auto" w:fill="FFFFFF"/>
+        <w:spacing w:after="0" w:afterAutospacing="0"/>
+        <w:rPr>
+          <w:rFonts w:ascii="Open Sans" w:hAnsi="Open Sans" w:cs="Open Sans"/>
+          <w:color w:val="000000"/>
+        </w:rPr>
+      </w:pPr>
+      <w:r>
+        <w:rPr>
+          <w:rFonts w:ascii="Open Sans" w:hAnsi="Open Sans" w:cs="Open Sans"/>
+          <w:color w:val="000000"/>
+        </w:rPr>
+        <w:t>amended 1948, c.438, s.3; 1955, c.156; 1957, c.205; 1959, c.127, s.1; 1964, c.7, s.1; 1971, c.280; 2010, c.50, s.17; 2019, c.270, s.2.</w:t>
+      </w:r>
+    </w:p>
+    <w:p>
+      <w:pPr>
+        <w:pStyle w:val="NormalWeb"/>
+        <w:shd w:val="clear" w:color="auto" w:fill="FFFFFF"/>
+        <w:spacing w:after="0" w:afterAutospacing="0"/>
+        <w:rPr>
+          <w:rFonts w:ascii="Open Sans" w:hAnsi="Open Sans" w:cs="Open Sans"/>
+          <w:color w:val="000000"/>
+        </w:rPr>
+      </w:pPr>
+    </w:p>
+    <w:p>
+      <w:pPr>
+        <w:spacing w:after="0" w:line="240" w:lineRule="auto"/>
+        <w:rPr>
+          <w:rFonts w:ascii="Aptos" w:eastAsia="Times New Roman" w:hAnsi="Aptos" w:cs="Calibri"/>
+          <w:kern w:val="0"/>
+          <w14:ligatures w14:val="none"/>
+        </w:rPr>
+      </w:pPr>
+      <w:hyperlink r:id="rId11" w:history="1">
+        <w:r>
+          <w:rPr>
+            <w:rStyle w:val="Hyperlink"/>
+            <w:rFonts w:ascii="Aptos" w:eastAsia="Times New Roman" w:hAnsi="Aptos" w:cs="Calibri"/>
+            <w:kern w:val="0"/>
+            <w14:ligatures w14:val="none"/>
+          </w:rPr>
+          <w:t>https://law.justia.com/codes/new-jersey/title-19/section-19-4-1/</w:t>
+        </w:r>
+      </w:hyperlink>
+    </w:p>
+    <w:p>
+      <w:pPr>
+        <w:spacing w:after="0" w:line="240" w:lineRule="auto"/>
+        <w:rPr>
+          <w:rFonts w:ascii="Aptos" w:eastAsia="Times New Roman" w:hAnsi="Aptos" w:cs="Calibri"/>
+          <w:kern w:val="0"/>
+          <w14:ligatures w14:val="none"/>
+        </w:rPr>
+      </w:pPr>
+    </w:p>
+    <w:p>
+      <w:pPr>
+        <w:spacing w:after="0" w:line="240" w:lineRule="auto"/>
+        <w:rPr>
+          <w:rFonts w:ascii="Aptos" w:eastAsia="Times New Roman" w:hAnsi="Aptos" w:cs="Calibri"/>
+          <w:b/>
+          <w:bCs/>
+          <w:kern w:val="0"/>
+          <w14:ligatures w14:val="none"/>
+        </w:rPr>
+      </w:pPr>
+      <w:r>
+        <w:rPr>
+          <w:rFonts w:ascii="Aptos" w:eastAsia="Times New Roman" w:hAnsi="Aptos" w:cs="Calibri"/>
+          <w:b/>
+          <w:bCs/>
+          <w:kern w:val="0"/>
+          <w14:ligatures w14:val="none"/>
+        </w:rPr>
+        <w:t>Terms</w:t>
+      </w:r>
+    </w:p>
+    <w:p>
+      <w:pPr>
+        <w:spacing w:after="0" w:line="240" w:lineRule="auto"/>
+        <w:rPr>
+          <w:rFonts w:ascii="Aptos" w:eastAsia="Times New Roman" w:hAnsi="Aptos" w:cs="Calibri"/>
+          <w:b/>
+          <w:bCs/>
+          <w:kern w:val="0"/>
+          <w14:ligatures w14:val="none"/>
+        </w:rPr>
+      </w:pPr>
+    </w:p>
+    <w:p>
+      <w:pPr>
+        <w:spacing w:after="0" w:line="240" w:lineRule="auto"/>
+        <w:rPr>
+          <w:rFonts w:ascii="Aptos" w:eastAsia="Times New Roman" w:hAnsi="Aptos" w:cs="Calibri"/>
+          <w:b/>
+          <w:bCs/>
+          <w:kern w:val="0"/>
+          <w14:ligatures w14:val="none"/>
+        </w:rPr>
+      </w:pPr>
+    </w:p>
+    <w:p>
+      <w:pPr>
+        <w:spacing w:after="0" w:line="240" w:lineRule="auto"/>
+        <w:rPr>
+          <w:rFonts w:ascii="Aptos" w:eastAsia="Times New Roman" w:hAnsi="Aptos" w:cs="Calibri"/>
+          <w:kern w:val="0"/>
+          <w14:ligatures w14:val="none"/>
+        </w:rPr>
+      </w:pPr>
+    </w:p>
+    <w:p>
+      <w:pPr>
+        <w:numPr>
+          <w:ilvl w:val="0"/>
+          <w:numId w:val="1"/>
         </w:numPr>
         <w:spacing w:after="0" w:line="240" w:lineRule="auto"/>
         <w:textAlignment w:val="center"/>
@@ -6557,6 +7095,199 @@
           <w:kern w:val="0"/>
           <w14:ligatures w14:val="none"/>
         </w:rPr>
+        <w:t xml:space="preserve"> (except persons convicted of crime involving dishonesty or higher degree of crime while holding office)</w:t>
+      </w:r>
+    </w:p>
+    <w:p>
+      <w:pPr>
+        <w:numPr>
+          <w:ilvl w:val="1"/>
+          <w:numId w:val="1"/>
+        </w:numPr>
+        <w:spacing w:after="0" w:line="240" w:lineRule="auto"/>
+        <w:textAlignment w:val="center"/>
+        <w:rPr>
+          <w:rFonts w:ascii="Calibri" w:eastAsia="Times New Roman" w:hAnsi="Calibri" w:cs="Calibri"/>
+          <w:kern w:val="0"/>
+          <w:sz w:val="22"/>
+          <w:szCs w:val="22"/>
+          <w14:ligatures w14:val="none"/>
+        </w:rPr>
+      </w:pPr>
+      <w:r>
+        <w:rPr>
+          <w:rFonts w:ascii="Aptos" w:eastAsia="Times New Roman" w:hAnsi="Aptos" w:cs="Calibri"/>
+          <w:kern w:val="0"/>
+          <w14:ligatures w14:val="none"/>
+        </w:rPr>
+        <w:t>Records</w:t>
+      </w:r>
+    </w:p>
+    <w:p>
+      <w:pPr>
+        <w:numPr>
+          <w:ilvl w:val="2"/>
+          <w:numId w:val="1"/>
+        </w:numPr>
+        <w:spacing w:after="0" w:line="240" w:lineRule="auto"/>
+        <w:textAlignment w:val="center"/>
+        <w:rPr>
+          <w:rFonts w:ascii="Calibri" w:eastAsia="Times New Roman" w:hAnsi="Calibri" w:cs="Calibri"/>
+          <w:kern w:val="0"/>
+          <w:sz w:val="22"/>
+          <w:szCs w:val="22"/>
+          <w14:ligatures w14:val="none"/>
+        </w:rPr>
+      </w:pPr>
+      <w:r>
+        <w:rPr>
+          <w:rFonts w:ascii="Aptos" w:eastAsia="Times New Roman" w:hAnsi="Aptos" w:cs="Calibri"/>
+          <w:kern w:val="0"/>
+          <w14:ligatures w14:val="none"/>
+        </w:rPr>
+        <w:t>May not show birth year &amp; gender on all records</w:t>
+      </w:r>
+    </w:p>
+    <w:p>
+      <w:pPr>
+        <w:numPr>
+          <w:ilvl w:val="2"/>
+          <w:numId w:val="1"/>
+        </w:numPr>
+        <w:spacing w:after="0" w:line="240" w:lineRule="auto"/>
+        <w:textAlignment w:val="center"/>
+        <w:rPr>
+          <w:rFonts w:ascii="Calibri" w:eastAsia="Times New Roman" w:hAnsi="Calibri" w:cs="Calibri"/>
+          <w:kern w:val="0"/>
+          <w:sz w:val="22"/>
+          <w:szCs w:val="22"/>
+          <w14:ligatures w14:val="none"/>
+        </w:rPr>
+      </w:pPr>
+      <w:r>
+        <w:rPr>
+          <w:rFonts w:ascii="Aptos" w:eastAsia="Times New Roman" w:hAnsi="Aptos" w:cs="Calibri"/>
+          <w:kern w:val="0"/>
+          <w14:ligatures w14:val="none"/>
+        </w:rPr>
+        <w:t>Does show guilt</w:t>
+      </w:r>
+    </w:p>
+    <w:p>
+      <w:pPr>
+        <w:numPr>
+          <w:ilvl w:val="1"/>
+          <w:numId w:val="1"/>
+        </w:numPr>
+        <w:spacing w:after="0" w:line="240" w:lineRule="auto"/>
+        <w:textAlignment w:val="center"/>
+        <w:rPr>
+          <w:rFonts w:ascii="Calibri" w:eastAsia="Times New Roman" w:hAnsi="Calibri" w:cs="Calibri"/>
+          <w:kern w:val="0"/>
+          <w:sz w:val="22"/>
+          <w:szCs w:val="22"/>
+          <w14:ligatures w14:val="none"/>
+        </w:rPr>
+      </w:pPr>
+      <w:r>
+        <w:rPr>
+          <w:rFonts w:ascii="Aptos" w:eastAsia="Times New Roman" w:hAnsi="Aptos" w:cs="Calibri"/>
+          <w:kern w:val="0"/>
+          <w14:ligatures w14:val="none"/>
+        </w:rPr>
+        <w:t>Recently restored jury eligibility</w:t>
+      </w:r>
+    </w:p>
+    <w:p>
+      <w:pPr>
+        <w:spacing w:after="0" w:line="240" w:lineRule="auto"/>
+        <w:rPr>
+          <w:rFonts w:ascii="Aptos" w:eastAsia="Times New Roman" w:hAnsi="Aptos" w:cs="Calibri"/>
+          <w:b/>
+          <w:bCs/>
+          <w:kern w:val="0"/>
+          <w14:ligatures w14:val="none"/>
+        </w:rPr>
+      </w:pPr>
+    </w:p>
+    <w:p>
+      <w:pPr>
+        <w:spacing w:after="0" w:line="240" w:lineRule="auto"/>
+        <w:rPr>
+          <w:rFonts w:ascii="Aptos" w:eastAsia="Times New Roman" w:hAnsi="Aptos" w:cs="Calibri"/>
+          <w:kern w:val="0"/>
+          <w14:ligatures w14:val="none"/>
+        </w:rPr>
+      </w:pPr>
+      <w:r>
+        <w:rPr>
+          <w:rFonts w:ascii="Aptos" w:eastAsia="Times New Roman" w:hAnsi="Aptos" w:cs="Calibri"/>
+          <w:b/>
+          <w:bCs/>
+          <w:kern w:val="0"/>
+          <w14:ligatures w14:val="none"/>
+        </w:rPr>
+        <w:t>Only lost until sentence completed or limited waiting period</w:t>
+      </w:r>
+    </w:p>
+    <w:p>
+      <w:pPr>
+        <w:spacing w:after="0" w:line="240" w:lineRule="auto"/>
+        <w:rPr>
+          <w:rFonts w:ascii="Aptos" w:eastAsia="Times New Roman" w:hAnsi="Aptos" w:cs="Calibri"/>
+          <w:kern w:val="0"/>
+          <w14:ligatures w14:val="none"/>
+        </w:rPr>
+      </w:pPr>
+      <w:r>
+        <w:rPr>
+          <w:rFonts w:ascii="Aptos" w:eastAsia="Times New Roman" w:hAnsi="Aptos" w:cs="Calibri"/>
+          <w:kern w:val="0"/>
+          <w14:ligatures w14:val="none"/>
+        </w:rPr>
+        <w:t> </w:t>
+      </w:r>
+    </w:p>
+    <w:p>
+      <w:pPr>
+        <w:spacing w:after="0" w:line="240" w:lineRule="auto"/>
+        <w:rPr>
+          <w:rFonts w:ascii="Aptos" w:eastAsia="Times New Roman" w:hAnsi="Aptos" w:cs="Calibri"/>
+          <w:kern w:val="0"/>
+          <w14:ligatures w14:val="none"/>
+        </w:rPr>
+      </w:pPr>
+      <w:r>
+        <w:rPr>
+          <w:rFonts w:ascii="Aptos" w:eastAsia="Times New Roman" w:hAnsi="Aptos" w:cs="Calibri"/>
+          <w:kern w:val="0"/>
+          <w14:ligatures w14:val="none"/>
+        </w:rPr>
+        <w:t>South Dakota</w:t>
+      </w:r>
+    </w:p>
+    <w:p>
+      <w:pPr>
+        <w:numPr>
+          <w:ilvl w:val="0"/>
+          <w:numId w:val="2"/>
+        </w:numPr>
+        <w:spacing w:after="0" w:line="240" w:lineRule="auto"/>
+        <w:textAlignment w:val="center"/>
+        <w:rPr>
+          <w:rFonts w:ascii="Calibri" w:eastAsia="Times New Roman" w:hAnsi="Calibri" w:cs="Calibri"/>
+          <w:kern w:val="0"/>
+          <w:sz w:val="22"/>
+          <w:szCs w:val="22"/>
+          <w14:ligatures w14:val="none"/>
+        </w:rPr>
+      </w:pPr>
+      <w:r>
+        <w:rPr>
+          <w:rFonts w:ascii="Aptos" w:eastAsia="Times New Roman" w:hAnsi="Aptos" w:cs="Calibri"/>
+          <w:kern w:val="0"/>
+          <w14:ligatures w14:val="none"/>
+        </w:rPr>
         <w:t>PARS - central online case search</w:t>
       </w:r>
     </w:p>
@@ -6751,7 +7482,7 @@
           <w14:ligatures w14:val="none"/>
         </w:rPr>
       </w:pPr>
-      <w:hyperlink r:id="rId7" w:history="1">
+      <w:hyperlink r:id="rId12" w:history="1">
         <w:r>
           <w:rPr>
             <w:rFonts w:ascii="Aptos" w:eastAsia="Times New Roman" w:hAnsi="Aptos" w:cs="Calibri"/>
@@ -7178,7 +7909,6 @@
           <w:kern w:val="0"/>
           <w14:ligatures w14:val="none"/>
         </w:rPr>
-        <w:lastRenderedPageBreak/>
         <w:t>Transitioning to centralized</w:t>
       </w:r>
     </w:p>
@@ -7516,6 +8246,7 @@
           <w:kern w:val="0"/>
           <w14:ligatures w14:val="none"/>
         </w:rPr>
+        <w:lastRenderedPageBreak/>
         <w:t xml:space="preserve">What would be at what court? </w:t>
       </w:r>
     </w:p>
@@ -8062,7 +8793,6 @@
           <w:kern w:val="0"/>
           <w14:ligatures w14:val="none"/>
         </w:rPr>
-        <w:lastRenderedPageBreak/>
         <w:t>$20</w:t>
       </w:r>
     </w:p>
@@ -8353,6 +9083,7 @@
           <w:kern w:val="0"/>
           <w14:ligatures w14:val="none"/>
         </w:rPr>
+        <w:lastRenderedPageBreak/>
         <w:t>To confirm, try calling 1-800-252-8683 (voter questions)</w:t>
       </w:r>
     </w:p>
@@ -8900,7 +9631,6 @@
           <w:b/>
           <w:bCs/>
         </w:rPr>
-        <w:lastRenderedPageBreak/>
         <w:t>Potential Policy Headers/Classifications</w:t>
       </w:r>
     </w:p>
@@ -9343,7 +10073,6 @@
           <w:kern w:val="0"/>
           <w14:ligatures w14:val="none"/>
         </w:rPr>
-        <w:lastRenderedPageBreak/>
         <w:t>Are misdemeanors expungable (Y/N)</w:t>
       </w:r>
     </w:p>
@@ -9496,6 +10225,7 @@
           <w:kern w:val="0"/>
           <w14:ligatures w14:val="none"/>
         </w:rPr>
+        <w:lastRenderedPageBreak/>
         <w:t>Pardon required for expungement FE</w:t>
       </w:r>
     </w:p>
@@ -9727,7 +10457,6 @@
           <w:sz w:val="28"/>
           <w:szCs w:val="28"/>
         </w:rPr>
-        <w:lastRenderedPageBreak/>
         <w:t>All state court record online</w:t>
       </w:r>
     </w:p>
@@ -9848,6 +10577,7 @@
           <w:sz w:val="28"/>
           <w:szCs w:val="28"/>
         </w:rPr>
+        <w:lastRenderedPageBreak/>
         <w:t>Former inmate records searchable?</w:t>
       </w:r>
     </w:p>
@@ -10052,7 +10782,6 @@
           <w:sz w:val="28"/>
           <w:szCs w:val="28"/>
         </w:rPr>
-        <w:lastRenderedPageBreak/>
         <w:t>Open records laws?</w:t>
       </w:r>
     </w:p>
@@ -10173,6 +10902,7 @@
           <w:sz w:val="28"/>
           <w:szCs w:val="28"/>
         </w:rPr>
+        <w:lastRenderedPageBreak/>
         <w:t>follow up</w:t>
       </w:r>
     </w:p>
@@ -17238,7 +17968,6 @@
     <w:name w:val="Hyperlink"/>
     <w:basedOn w:val="DefaultParagraphFont"/>
     <w:uiPriority w:val="99"/>
-    <w:semiHidden/>
     <w:unhideWhenUsed/>
     <w:rsid w:val="00A54074"/>
     <w:rPr>
@@ -17276,6 +18005,18 @@
       <w:rFonts w:ascii="Courier New" w:eastAsia="Times New Roman" w:hAnsi="Courier New" w:cs="Courier New"/>
       <w:sz w:val="20"/>
       <w:szCs w:val="20"/>
+    </w:rPr>
+  </w:style>
+  <w:style w:type="character" w:styleId="UnresolvedMention">
+    <w:name w:val="Unresolved Mention"/>
+    <w:basedOn w:val="DefaultParagraphFont"/>
+    <w:uiPriority w:val="99"/>
+    <w:semiHidden/>
+    <w:unhideWhenUsed/>
+    <w:rsid w:val="009641F2"/>
+    <w:rPr>
+      <w:color w:val="605E5C"/>
+      <w:shd w:val="clear" w:color="auto" w:fill="E1DFDD"/>
     </w:rPr>
   </w:style>
 </w:styles>

--- a/Chapter 2 and 3 Data Working Doc.docx
+++ b/Chapter 2 and 3 Data Working Doc.docx
@@ -150,8 +150,8 @@
         </w:rPr>
       </w:r>
       <w:r>
-        <w:pict w14:anchorId="4C478100">
-          <v:rect id="Rectangle 83" o:spid="_x0000_s1039" style="width:468pt;height:.05pt;visibility:visible;mso-wrap-style:square;mso-left-percent:-10001;mso-top-percent:-10001;mso-position-horizontal:absolute;mso-position-horizontal-relative:char;mso-position-vertical:absolute;mso-position-vertical-relative:line;mso-left-percent:-10001;mso-top-percent:-10001;v-text-anchor:top" o:gfxdata="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" filled="f">
+        <w:pict w14:anchorId="0C2339B4">
+          <v:rect id="Rectangle 111" o:spid="_x0000_s1039" style="width:468pt;height:.05pt;visibility:visible;mso-wrap-style:square;mso-left-percent:-10001;mso-top-percent:-10001;mso-position-horizontal:absolute;mso-position-horizontal-relative:char;mso-position-vertical:absolute;mso-position-vertical-relative:line;mso-left-percent:-10001;mso-top-percent:-10001;v-text-anchor:top" o:gfxdata="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" filled="f">
             <o:lock v:ext="edit" aspectratio="t"/>
             <w10:anchorlock/>
           </v:rect>
@@ -383,8 +383,8 @@
         </w:rPr>
       </w:r>
       <w:r>
-        <w:pict w14:anchorId="2D98B1DB">
-          <v:rect id="Rectangle 81" o:spid="_x0000_s1038" style="width:468pt;height:.05pt;visibility:visible;mso-wrap-style:square;mso-left-percent:-10001;mso-top-percent:-10001;mso-position-horizontal:absolute;mso-position-horizontal-relative:char;mso-position-vertical:absolute;mso-position-vertical-relative:line;mso-left-percent:-10001;mso-top-percent:-10001;v-text-anchor:top" o:gfxdata="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" filled="f">
+        <w:pict w14:anchorId="45A8F0EA">
+          <v:rect id="Rectangle 109" o:spid="_x0000_s1038" style="width:468pt;height:.05pt;visibility:visible;mso-wrap-style:square;mso-left-percent:-10001;mso-top-percent:-10001;mso-position-horizontal:absolute;mso-position-horizontal-relative:char;mso-position-vertical:absolute;mso-position-vertical-relative:line;mso-left-percent:-10001;mso-top-percent:-10001;v-text-anchor:top" o:gfxdata="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" filled="f">
             <o:lock v:ext="edit" aspectratio="t"/>
             <w10:anchorlock/>
           </v:rect>
@@ -682,8 +682,8 @@
         </w:rPr>
       </w:r>
       <w:r>
-        <w:pict w14:anchorId="18D97919">
-          <v:rect id="Rectangle 79" o:spid="_x0000_s1037" style="width:468pt;height:1.1pt;visibility:visible;mso-wrap-style:square;mso-left-percent:-10001;mso-top-percent:-10001;mso-position-horizontal:absolute;mso-position-horizontal-relative:char;mso-position-vertical:absolute;mso-position-vertical-relative:line;mso-left-percent:-10001;mso-top-percent:-10001;v-text-anchor:top" o:gfxdata="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" filled="f">
+        <w:pict w14:anchorId="565E08E5">
+          <v:rect id="Rectangle 107" o:spid="_x0000_s1037" style="width:468pt;height:1.1pt;visibility:visible;mso-wrap-style:square;mso-left-percent:-10001;mso-top-percent:-10001;mso-position-horizontal:absolute;mso-position-horizontal-relative:char;mso-position-vertical:absolute;mso-position-vertical-relative:line;mso-left-percent:-10001;mso-top-percent:-10001;v-text-anchor:top" o:gfxdata="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" filled="f">
             <o:lock v:ext="edit" aspectratio="t"/>
             <w10:anchorlock/>
           </v:rect>
@@ -878,8 +878,8 @@
         </w:rPr>
       </w:r>
       <w:r>
-        <w:pict w14:anchorId="43F1D245">
-          <v:rect id="Rectangle 77" o:spid="_x0000_s1036" style="width:468pt;height:.05pt;visibility:visible;mso-wrap-style:square;mso-left-percent:-10001;mso-top-percent:-10001;mso-position-horizontal:absolute;mso-position-horizontal-relative:char;mso-position-vertical:absolute;mso-position-vertical-relative:line;mso-left-percent:-10001;mso-top-percent:-10001;v-text-anchor:top" o:gfxdata="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" filled="f">
+        <w:pict w14:anchorId="57030289">
+          <v:rect id="Rectangle 105" o:spid="_x0000_s1036" style="width:468pt;height:.05pt;visibility:visible;mso-wrap-style:square;mso-left-percent:-10001;mso-top-percent:-10001;mso-position-horizontal:absolute;mso-position-horizontal-relative:char;mso-position-vertical:absolute;mso-position-vertical-relative:line;mso-left-percent:-10001;mso-top-percent:-10001;v-text-anchor:top" o:gfxdata="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" filled="f">
             <o:lock v:ext="edit" aspectratio="t"/>
             <w10:anchorlock/>
           </v:rect>
@@ -1222,8 +1222,8 @@
         </w:rPr>
       </w:r>
       <w:r>
-        <w:pict w14:anchorId="115DCF6B">
-          <v:rect id="Rectangle 75" o:spid="_x0000_s1035" style="width:468pt;height:.05pt;visibility:visible;mso-wrap-style:square;mso-left-percent:-10001;mso-top-percent:-10001;mso-position-horizontal:absolute;mso-position-horizontal-relative:char;mso-position-vertical:absolute;mso-position-vertical-relative:line;mso-left-percent:-10001;mso-top-percent:-10001;v-text-anchor:top" o:gfxdata="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" filled="f">
+        <w:pict w14:anchorId="36432129">
+          <v:rect id="Rectangle 103" o:spid="_x0000_s1035" style="width:468pt;height:.05pt;visibility:visible;mso-wrap-style:square;mso-left-percent:-10001;mso-top-percent:-10001;mso-position-horizontal:absolute;mso-position-horizontal-relative:char;mso-position-vertical:absolute;mso-position-vertical-relative:line;mso-left-percent:-10001;mso-top-percent:-10001;v-text-anchor:top" o:gfxdata="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" filled="f">
             <o:lock v:ext="edit" aspectratio="t"/>
             <w10:anchorlock/>
           </v:rect>
@@ -1411,8 +1411,8 @@
         </w:rPr>
       </w:r>
       <w:r>
-        <w:pict w14:anchorId="164F4187">
-          <v:rect id="Rectangle 73" o:spid="_x0000_s1034" style="width:468pt;height:.05pt;visibility:visible;mso-wrap-style:square;mso-left-percent:-10001;mso-top-percent:-10001;mso-position-horizontal:absolute;mso-position-horizontal-relative:char;mso-position-vertical:absolute;mso-position-vertical-relative:line;mso-left-percent:-10001;mso-top-percent:-10001;v-text-anchor:top" o:gfxdata="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" filled="f">
+        <w:pict w14:anchorId="2DA98918">
+          <v:rect id="Rectangle 101" o:spid="_x0000_s1034" style="width:468pt;height:.05pt;visibility:visible;mso-wrap-style:square;mso-left-percent:-10001;mso-top-percent:-10001;mso-position-horizontal:absolute;mso-position-horizontal-relative:char;mso-position-vertical:absolute;mso-position-vertical-relative:line;mso-left-percent:-10001;mso-top-percent:-10001;v-text-anchor:top" o:gfxdata="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" filled="f">
             <o:lock v:ext="edit" aspectratio="t"/>
             <w10:anchorlock/>
           </v:rect>
@@ -1610,8 +1610,8 @@
         </w:rPr>
       </w:r>
       <w:r>
-        <w:pict w14:anchorId="2A0365F3">
-          <v:rect id="Rectangle 71" o:spid="_x0000_s1033" style="width:468pt;height:.05pt;visibility:visible;mso-wrap-style:square;mso-left-percent:-10001;mso-top-percent:-10001;mso-position-horizontal:absolute;mso-position-horizontal-relative:char;mso-position-vertical:absolute;mso-position-vertical-relative:line;mso-left-percent:-10001;mso-top-percent:-10001;v-text-anchor:top" o:gfxdata="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" filled="f">
+        <w:pict w14:anchorId="7A9D439D">
+          <v:rect id="Rectangle 99" o:spid="_x0000_s1033" style="width:468pt;height:.05pt;visibility:visible;mso-wrap-style:square;mso-left-percent:-10001;mso-top-percent:-10001;mso-position-horizontal:absolute;mso-position-horizontal-relative:char;mso-position-vertical:absolute;mso-position-vertical-relative:line;mso-left-percent:-10001;mso-top-percent:-10001;v-text-anchor:top" o:gfxdata="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" filled="f">
             <o:lock v:ext="edit" aspectratio="t"/>
             <w10:anchorlock/>
           </v:rect>
@@ -1738,8 +1738,8 @@
         </w:rPr>
       </w:r>
       <w:r>
-        <w:pict w14:anchorId="0DA3AA32">
-          <v:rect id="Rectangle 69" o:spid="_x0000_s1032" style="width:468pt;height:.05pt;visibility:visible;mso-wrap-style:square;mso-left-percent:-10001;mso-top-percent:-10001;mso-position-horizontal:absolute;mso-position-horizontal-relative:char;mso-position-vertical:absolute;mso-position-vertical-relative:line;mso-left-percent:-10001;mso-top-percent:-10001;v-text-anchor:top" o:gfxdata="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" filled="f">
+        <w:pict w14:anchorId="1D3B0943">
+          <v:rect id="Rectangle 97" o:spid="_x0000_s1032" style="width:468pt;height:.05pt;visibility:visible;mso-wrap-style:square;mso-left-percent:-10001;mso-top-percent:-10001;mso-position-horizontal:absolute;mso-position-horizontal-relative:char;mso-position-vertical:absolute;mso-position-vertical-relative:line;mso-left-percent:-10001;mso-top-percent:-10001;v-text-anchor:top" o:gfxdata="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" filled="f">
             <o:lock v:ext="edit" aspectratio="t"/>
             <w10:anchorlock/>
           </v:rect>
@@ -1882,8 +1882,8 @@
         </w:rPr>
       </w:r>
       <w:r>
-        <w:pict w14:anchorId="73D7A35A">
-          <v:rect id="Rectangle 67" o:spid="_x0000_s1031" style="width:468pt;height:.05pt;visibility:visible;mso-wrap-style:square;mso-left-percent:-10001;mso-top-percent:-10001;mso-position-horizontal:absolute;mso-position-horizontal-relative:char;mso-position-vertical:absolute;mso-position-vertical-relative:line;mso-left-percent:-10001;mso-top-percent:-10001;v-text-anchor:top" o:gfxdata="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" filled="f">
+        <w:pict w14:anchorId="1E90CEA2">
+          <v:rect id="Rectangle 95" o:spid="_x0000_s1031" style="width:468pt;height:.05pt;visibility:visible;mso-wrap-style:square;mso-left-percent:-10001;mso-top-percent:-10001;mso-position-horizontal:absolute;mso-position-horizontal-relative:char;mso-position-vertical:absolute;mso-position-vertical-relative:line;mso-left-percent:-10001;mso-top-percent:-10001;v-text-anchor:top" o:gfxdata="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" filled="f">
             <o:lock v:ext="edit" aspectratio="t"/>
             <w10:anchorlock/>
           </v:rect>
@@ -2102,8 +2102,8 @@
         </w:rPr>
       </w:r>
       <w:r>
-        <w:pict w14:anchorId="1809E915">
-          <v:rect id="Rectangle 65" o:spid="_x0000_s1030" style="width:468pt;height:1.1pt;visibility:visible;mso-wrap-style:square;mso-left-percent:-10001;mso-top-percent:-10001;mso-position-horizontal:absolute;mso-position-horizontal-relative:char;mso-position-vertical:absolute;mso-position-vertical-relative:line;mso-left-percent:-10001;mso-top-percent:-10001;v-text-anchor:top" o:gfxdata="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" filled="f">
+        <w:pict w14:anchorId="5F3726C8">
+          <v:rect id="Rectangle 93" o:spid="_x0000_s1030" style="width:468pt;height:1.1pt;visibility:visible;mso-wrap-style:square;mso-left-percent:-10001;mso-top-percent:-10001;mso-position-horizontal:absolute;mso-position-horizontal-relative:char;mso-position-vertical:absolute;mso-position-vertical-relative:line;mso-left-percent:-10001;mso-top-percent:-10001;v-text-anchor:top" o:gfxdata="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" filled="f">
             <o:lock v:ext="edit" aspectratio="t"/>
             <w10:anchorlock/>
           </v:rect>
@@ -2235,8 +2235,8 @@
         </w:rPr>
       </w:r>
       <w:r>
-        <w:pict w14:anchorId="6F44D85B">
-          <v:rect id="Rectangle 63" o:spid="_x0000_s1029" style="width:468pt;height:.05pt;visibility:visible;mso-wrap-style:square;mso-left-percent:-10001;mso-top-percent:-10001;mso-position-horizontal:absolute;mso-position-horizontal-relative:char;mso-position-vertical:absolute;mso-position-vertical-relative:line;mso-left-percent:-10001;mso-top-percent:-10001;v-text-anchor:top" o:gfxdata="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" filled="f">
+        <w:pict w14:anchorId="183AC087">
+          <v:rect id="Rectangle 91" o:spid="_x0000_s1029" style="width:468pt;height:.05pt;visibility:visible;mso-wrap-style:square;mso-left-percent:-10001;mso-top-percent:-10001;mso-position-horizontal:absolute;mso-position-horizontal-relative:char;mso-position-vertical:absolute;mso-position-vertical-relative:line;mso-left-percent:-10001;mso-top-percent:-10001;v-text-anchor:top" o:gfxdata="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" filled="f">
             <o:lock v:ext="edit" aspectratio="t"/>
             <w10:anchorlock/>
           </v:rect>
@@ -2368,8 +2368,8 @@
         </w:rPr>
       </w:r>
       <w:r>
-        <w:pict w14:anchorId="7D78DD8A">
-          <v:rect id="Rectangle 61" o:spid="_x0000_s1028" style="width:468pt;height:.05pt;visibility:visible;mso-wrap-style:square;mso-left-percent:-10001;mso-top-percent:-10001;mso-position-horizontal:absolute;mso-position-horizontal-relative:char;mso-position-vertical:absolute;mso-position-vertical-relative:line;mso-left-percent:-10001;mso-top-percent:-10001;v-text-anchor:top" o:gfxdata="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" filled="f">
+        <w:pict w14:anchorId="54E87EB4">
+          <v:rect id="Rectangle 89" o:spid="_x0000_s1028" style="width:468pt;height:.05pt;visibility:visible;mso-wrap-style:square;mso-left-percent:-10001;mso-top-percent:-10001;mso-position-horizontal:absolute;mso-position-horizontal-relative:char;mso-position-vertical:absolute;mso-position-vertical-relative:line;mso-left-percent:-10001;mso-top-percent:-10001;v-text-anchor:top" o:gfxdata="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" filled="f">
             <o:lock v:ext="edit" aspectratio="t"/>
             <w10:anchorlock/>
           </v:rect>
@@ -2449,8 +2449,8 @@
         </w:rPr>
       </w:r>
       <w:r>
-        <w:pict w14:anchorId="602541B8">
-          <v:rect id="Rectangle 59" o:spid="_x0000_s1027" style="width:468pt;height:.05pt;visibility:visible;mso-wrap-style:square;mso-left-percent:-10001;mso-top-percent:-10001;mso-position-horizontal:absolute;mso-position-horizontal-relative:char;mso-position-vertical:absolute;mso-position-vertical-relative:line;mso-left-percent:-10001;mso-top-percent:-10001;v-text-anchor:top" o:gfxdata="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" filled="f">
+        <w:pict w14:anchorId="1B96146F">
+          <v:rect id="Rectangle 87" o:spid="_x0000_s1027" style="width:468pt;height:.05pt;visibility:visible;mso-wrap-style:square;mso-left-percent:-10001;mso-top-percent:-10001;mso-position-horizontal:absolute;mso-position-horizontal-relative:char;mso-position-vertical:absolute;mso-position-vertical-relative:line;mso-left-percent:-10001;mso-top-percent:-10001;v-text-anchor:top" o:gfxdata="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" filled="f">
             <o:lock v:ext="edit" aspectratio="t"/>
             <w10:anchorlock/>
           </v:rect>
@@ -2532,8 +2532,8 @@
         </w:rPr>
       </w:r>
       <w:r>
-        <w:pict w14:anchorId="66DB641D">
-          <v:rect id="Rectangle 57" o:spid="_x0000_s1026" style="width:468pt;height:1.1pt;visibility:visible;mso-wrap-style:square;mso-left-percent:-10001;mso-top-percent:-10001;mso-position-horizontal:absolute;mso-position-horizontal-relative:char;mso-position-vertical:absolute;mso-position-vertical-relative:line;mso-left-percent:-10001;mso-top-percent:-10001;v-text-anchor:top" o:gfxdata="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" filled="f">
+        <w:pict w14:anchorId="5A243439">
+          <v:rect id="Rectangle 85" o:spid="_x0000_s1026" style="width:468pt;height:1.1pt;visibility:visible;mso-wrap-style:square;mso-left-percent:-10001;mso-top-percent:-10001;mso-position-horizontal:absolute;mso-position-horizontal-relative:char;mso-position-vertical:absolute;mso-position-vertical-relative:line;mso-left-percent:-10001;mso-top-percent:-10001;v-text-anchor:top" o:gfxdata="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" filled="f">
             <o:lock v:ext="edit" aspectratio="t"/>
             <w10:anchorlock/>
           </v:rect>
@@ -7044,6 +7044,201 @@
         <w:spacing w:after="0" w:line="240" w:lineRule="auto"/>
         <w:rPr>
           <w:rFonts w:ascii="Aptos" w:eastAsia="Times New Roman" w:hAnsi="Aptos" w:cs="Calibri"/>
+          <w:kern w:val="0"/>
+          <w14:ligatures w14:val="none"/>
+        </w:rPr>
+      </w:pPr>
+      <w:r>
+        <w:rPr>
+          <w:rFonts w:ascii="Aptos" w:eastAsia="Times New Roman" w:hAnsi="Aptos" w:cs="Calibri"/>
+          <w:kern w:val="0"/>
+          <w14:ligatures w14:val="none"/>
+        </w:rPr>
+        <w:t xml:space="preserve">“indictable offense” includes all crimes for which a term of imprisonment may be authorized but not petty offenses, while “petty offenses . . . are not crimes within the meaning of the Constitution of this State.” N.J. Stat. § 2C:1-4(b).1  </w:t>
+      </w:r>
+    </w:p>
+    <w:p>
+      <w:pPr>
+        <w:spacing w:after="0" w:line="240" w:lineRule="auto"/>
+        <w:rPr>
+          <w:rFonts w:ascii="Aptos" w:eastAsia="Times New Roman" w:hAnsi="Aptos" w:cs="Calibri"/>
+          <w:kern w:val="0"/>
+          <w14:ligatures w14:val="none"/>
+        </w:rPr>
+      </w:pPr>
+    </w:p>
+    <w:p>
+      <w:pPr>
+        <w:spacing w:after="0" w:line="240" w:lineRule="auto"/>
+        <w:rPr>
+          <w:rFonts w:ascii="Aptos" w:eastAsia="Times New Roman" w:hAnsi="Aptos" w:cs="Calibri"/>
+          <w:kern w:val="0"/>
+          <w14:ligatures w14:val="none"/>
+        </w:rPr>
+      </w:pPr>
+      <w:hyperlink r:id="rId12" w:history="1">
+        <w:r>
+          <w:rPr>
+            <w:rStyle w:val="Hyperlink"/>
+            <w:rFonts w:ascii="Aptos" w:eastAsia="Times New Roman" w:hAnsi="Aptos" w:cs="Calibri"/>
+            <w:kern w:val="0"/>
+            <w14:ligatures w14:val="none"/>
+          </w:rPr>
+          <w:t>https://www.njcourts.gov/sites/default/files/attorneys/attorney-resources/manualsentencinglaw.pdf</w:t>
+        </w:r>
+      </w:hyperlink>
+    </w:p>
+    <w:p>
+      <w:pPr>
+        <w:spacing w:after="0" w:line="240" w:lineRule="auto"/>
+        <w:rPr>
+          <w:rFonts w:ascii="Aptos" w:eastAsia="Times New Roman" w:hAnsi="Aptos" w:cs="Calibri"/>
+          <w:kern w:val="0"/>
+          <w14:ligatures w14:val="none"/>
+        </w:rPr>
+      </w:pPr>
+    </w:p>
+    <w:p>
+      <w:pPr>
+        <w:spacing w:after="0" w:line="240" w:lineRule="auto"/>
+        <w:rPr>
+          <w:rFonts w:ascii="Aptos" w:eastAsia="Times New Roman" w:hAnsi="Aptos" w:cs="Calibri"/>
+          <w:kern w:val="0"/>
+          <w14:ligatures w14:val="none"/>
+        </w:rPr>
+      </w:pPr>
+    </w:p>
+    <w:p>
+      <w:pPr>
+        <w:numPr>
+          <w:ilvl w:val="0"/>
+          <w:numId w:val="1"/>
+        </w:numPr>
+        <w:spacing w:after="0" w:line="240" w:lineRule="auto"/>
+        <w:textAlignment w:val="center"/>
+        <w:rPr>
+          <w:rFonts w:ascii="Calibri" w:eastAsia="Times New Roman" w:hAnsi="Calibri" w:cs="Calibri"/>
+          <w:kern w:val="0"/>
+          <w:sz w:val="22"/>
+          <w:szCs w:val="22"/>
+          <w14:ligatures w14:val="none"/>
+        </w:rPr>
+      </w:pPr>
+      <w:r>
+        <w:rPr>
+          <w:rFonts w:ascii="Aptos" w:eastAsia="Times New Roman" w:hAnsi="Aptos" w:cs="Calibri"/>
+          <w:kern w:val="0"/>
+          <w14:ligatures w14:val="none"/>
+        </w:rPr>
+        <w:lastRenderedPageBreak/>
+        <w:t xml:space="preserve"> (except persons convicted of crime involving dishonesty or higher degree of crime while holding office)</w:t>
+      </w:r>
+    </w:p>
+    <w:p>
+      <w:pPr>
+        <w:numPr>
+          <w:ilvl w:val="1"/>
+          <w:numId w:val="1"/>
+        </w:numPr>
+        <w:spacing w:after="0" w:line="240" w:lineRule="auto"/>
+        <w:textAlignment w:val="center"/>
+        <w:rPr>
+          <w:rFonts w:ascii="Calibri" w:eastAsia="Times New Roman" w:hAnsi="Calibri" w:cs="Calibri"/>
+          <w:kern w:val="0"/>
+          <w:sz w:val="22"/>
+          <w:szCs w:val="22"/>
+          <w14:ligatures w14:val="none"/>
+        </w:rPr>
+      </w:pPr>
+      <w:r>
+        <w:rPr>
+          <w:rFonts w:ascii="Aptos" w:eastAsia="Times New Roman" w:hAnsi="Aptos" w:cs="Calibri"/>
+          <w:kern w:val="0"/>
+          <w14:ligatures w14:val="none"/>
+        </w:rPr>
+        <w:t>Records</w:t>
+      </w:r>
+    </w:p>
+    <w:p>
+      <w:pPr>
+        <w:numPr>
+          <w:ilvl w:val="2"/>
+          <w:numId w:val="1"/>
+        </w:numPr>
+        <w:spacing w:after="0" w:line="240" w:lineRule="auto"/>
+        <w:textAlignment w:val="center"/>
+        <w:rPr>
+          <w:rFonts w:ascii="Calibri" w:eastAsia="Times New Roman" w:hAnsi="Calibri" w:cs="Calibri"/>
+          <w:kern w:val="0"/>
+          <w:sz w:val="22"/>
+          <w:szCs w:val="22"/>
+          <w14:ligatures w14:val="none"/>
+        </w:rPr>
+      </w:pPr>
+      <w:r>
+        <w:rPr>
+          <w:rFonts w:ascii="Aptos" w:eastAsia="Times New Roman" w:hAnsi="Aptos" w:cs="Calibri"/>
+          <w:kern w:val="0"/>
+          <w14:ligatures w14:val="none"/>
+        </w:rPr>
+        <w:t>May not show birth year &amp; gender on all records</w:t>
+      </w:r>
+    </w:p>
+    <w:p>
+      <w:pPr>
+        <w:numPr>
+          <w:ilvl w:val="2"/>
+          <w:numId w:val="1"/>
+        </w:numPr>
+        <w:spacing w:after="0" w:line="240" w:lineRule="auto"/>
+        <w:textAlignment w:val="center"/>
+        <w:rPr>
+          <w:rFonts w:ascii="Calibri" w:eastAsia="Times New Roman" w:hAnsi="Calibri" w:cs="Calibri"/>
+          <w:kern w:val="0"/>
+          <w:sz w:val="22"/>
+          <w:szCs w:val="22"/>
+          <w14:ligatures w14:val="none"/>
+        </w:rPr>
+      </w:pPr>
+      <w:r>
+        <w:rPr>
+          <w:rFonts w:ascii="Aptos" w:eastAsia="Times New Roman" w:hAnsi="Aptos" w:cs="Calibri"/>
+          <w:kern w:val="0"/>
+          <w14:ligatures w14:val="none"/>
+        </w:rPr>
+        <w:t>Does show guilt</w:t>
+      </w:r>
+    </w:p>
+    <w:p>
+      <w:pPr>
+        <w:numPr>
+          <w:ilvl w:val="1"/>
+          <w:numId w:val="1"/>
+        </w:numPr>
+        <w:spacing w:after="0" w:line="240" w:lineRule="auto"/>
+        <w:textAlignment w:val="center"/>
+        <w:rPr>
+          <w:rFonts w:ascii="Calibri" w:eastAsia="Times New Roman" w:hAnsi="Calibri" w:cs="Calibri"/>
+          <w:kern w:val="0"/>
+          <w:sz w:val="22"/>
+          <w:szCs w:val="22"/>
+          <w14:ligatures w14:val="none"/>
+        </w:rPr>
+      </w:pPr>
+      <w:r>
+        <w:rPr>
+          <w:rFonts w:ascii="Aptos" w:eastAsia="Times New Roman" w:hAnsi="Aptos" w:cs="Calibri"/>
+          <w:kern w:val="0"/>
+          <w14:ligatures w14:val="none"/>
+        </w:rPr>
+        <w:t>Recently restored jury eligibility</w:t>
+      </w:r>
+    </w:p>
+    <w:p>
+      <w:pPr>
+        <w:spacing w:after="0" w:line="240" w:lineRule="auto"/>
+        <w:rPr>
+          <w:rFonts w:ascii="Aptos" w:eastAsia="Times New Roman" w:hAnsi="Aptos" w:cs="Calibri"/>
           <w:b/>
           <w:bCs/>
           <w:kern w:val="0"/>
@@ -7056,28 +7251,62 @@
         <w:spacing w:after="0" w:line="240" w:lineRule="auto"/>
         <w:rPr>
           <w:rFonts w:ascii="Aptos" w:eastAsia="Times New Roman" w:hAnsi="Aptos" w:cs="Calibri"/>
+          <w:kern w:val="0"/>
+          <w14:ligatures w14:val="none"/>
+        </w:rPr>
+      </w:pPr>
+      <w:r>
+        <w:rPr>
+          <w:rFonts w:ascii="Aptos" w:eastAsia="Times New Roman" w:hAnsi="Aptos" w:cs="Calibri"/>
           <w:b/>
           <w:bCs/>
           <w:kern w:val="0"/>
           <w14:ligatures w14:val="none"/>
         </w:rPr>
-      </w:pPr>
-    </w:p>
-    <w:p>
-      <w:pPr>
-        <w:spacing w:after="0" w:line="240" w:lineRule="auto"/>
-        <w:rPr>
-          <w:rFonts w:ascii="Aptos" w:eastAsia="Times New Roman" w:hAnsi="Aptos" w:cs="Calibri"/>
-          <w:kern w:val="0"/>
-          <w14:ligatures w14:val="none"/>
-        </w:rPr>
-      </w:pPr>
-    </w:p>
-    <w:p>
-      <w:pPr>
-        <w:numPr>
-          <w:ilvl w:val="0"/>
-          <w:numId w:val="1"/>
+        <w:t>Only lost until sentence completed or limited waiting period</w:t>
+      </w:r>
+    </w:p>
+    <w:p>
+      <w:pPr>
+        <w:spacing w:after="0" w:line="240" w:lineRule="auto"/>
+        <w:rPr>
+          <w:rFonts w:ascii="Aptos" w:eastAsia="Times New Roman" w:hAnsi="Aptos" w:cs="Calibri"/>
+          <w:kern w:val="0"/>
+          <w14:ligatures w14:val="none"/>
+        </w:rPr>
+      </w:pPr>
+      <w:r>
+        <w:rPr>
+          <w:rFonts w:ascii="Aptos" w:eastAsia="Times New Roman" w:hAnsi="Aptos" w:cs="Calibri"/>
+          <w:kern w:val="0"/>
+          <w14:ligatures w14:val="none"/>
+        </w:rPr>
+        <w:t> </w:t>
+      </w:r>
+    </w:p>
+    <w:p>
+      <w:pPr>
+        <w:spacing w:after="0" w:line="240" w:lineRule="auto"/>
+        <w:rPr>
+          <w:rFonts w:ascii="Aptos" w:eastAsia="Times New Roman" w:hAnsi="Aptos" w:cs="Calibri"/>
+          <w:kern w:val="0"/>
+          <w14:ligatures w14:val="none"/>
+        </w:rPr>
+      </w:pPr>
+      <w:r>
+        <w:rPr>
+          <w:rFonts w:ascii="Aptos" w:eastAsia="Times New Roman" w:hAnsi="Aptos" w:cs="Calibri"/>
+          <w:kern w:val="0"/>
+          <w14:ligatures w14:val="none"/>
+        </w:rPr>
+        <w:t>South Dakota</w:t>
+      </w:r>
+    </w:p>
+    <w:p>
+      <w:pPr>
+        <w:numPr>
+          <w:ilvl w:val="0"/>
+          <w:numId w:val="2"/>
         </w:numPr>
         <w:spacing w:after="0" w:line="240" w:lineRule="auto"/>
         <w:textAlignment w:val="center"/>
@@ -7095,14 +7324,14 @@
           <w:kern w:val="0"/>
           <w14:ligatures w14:val="none"/>
         </w:rPr>
-        <w:t xml:space="preserve"> (except persons convicted of crime involving dishonesty or higher degree of crime while holding office)</w:t>
+        <w:t>PARS - central online case search</w:t>
       </w:r>
     </w:p>
     <w:p>
       <w:pPr>
         <w:numPr>
           <w:ilvl w:val="1"/>
-          <w:numId w:val="1"/>
+          <w:numId w:val="2"/>
         </w:numPr>
         <w:spacing w:after="0" w:line="240" w:lineRule="auto"/>
         <w:textAlignment w:val="center"/>
@@ -7120,14 +7349,14 @@
           <w:kern w:val="0"/>
           <w14:ligatures w14:val="none"/>
         </w:rPr>
-        <w:t>Records</w:t>
-      </w:r>
-    </w:p>
-    <w:p>
-      <w:pPr>
-        <w:numPr>
-          <w:ilvl w:val="2"/>
-          <w:numId w:val="1"/>
+        <w:t>Needs name and DOB</w:t>
+      </w:r>
+    </w:p>
+    <w:p>
+      <w:pPr>
+        <w:numPr>
+          <w:ilvl w:val="1"/>
+          <w:numId w:val="2"/>
         </w:numPr>
         <w:spacing w:after="0" w:line="240" w:lineRule="auto"/>
         <w:textAlignment w:val="center"/>
@@ -7145,14 +7374,14 @@
           <w:kern w:val="0"/>
           <w14:ligatures w14:val="none"/>
         </w:rPr>
-        <w:t>May not show birth year &amp; gender on all records</w:t>
-      </w:r>
-    </w:p>
-    <w:p>
-      <w:pPr>
-        <w:numPr>
-          <w:ilvl w:val="2"/>
-          <w:numId w:val="1"/>
+        <w:t>$20 per search</w:t>
+      </w:r>
+    </w:p>
+    <w:p>
+      <w:pPr>
+        <w:numPr>
+          <w:ilvl w:val="1"/>
+          <w:numId w:val="2"/>
         </w:numPr>
         <w:spacing w:after="0" w:line="240" w:lineRule="auto"/>
         <w:textAlignment w:val="center"/>
@@ -7170,14 +7399,14 @@
           <w:kern w:val="0"/>
           <w14:ligatures w14:val="none"/>
         </w:rPr>
-        <w:t>Does show guilt</w:t>
+        <w:t>Can request multiple in one go via UJSPARSsupport@ujs.state.sd.us</w:t>
       </w:r>
     </w:p>
     <w:p>
       <w:pPr>
         <w:numPr>
           <w:ilvl w:val="1"/>
-          <w:numId w:val="1"/>
+          <w:numId w:val="2"/>
         </w:numPr>
         <w:spacing w:after="0" w:line="240" w:lineRule="auto"/>
         <w:textAlignment w:val="center"/>
@@ -7195,75 +7424,7 @@
           <w:kern w:val="0"/>
           <w14:ligatures w14:val="none"/>
         </w:rPr>
-        <w:t>Recently restored jury eligibility</w:t>
-      </w:r>
-    </w:p>
-    <w:p>
-      <w:pPr>
-        <w:spacing w:after="0" w:line="240" w:lineRule="auto"/>
-        <w:rPr>
-          <w:rFonts w:ascii="Aptos" w:eastAsia="Times New Roman" w:hAnsi="Aptos" w:cs="Calibri"/>
-          <w:b/>
-          <w:bCs/>
-          <w:kern w:val="0"/>
-          <w14:ligatures w14:val="none"/>
-        </w:rPr>
-      </w:pPr>
-    </w:p>
-    <w:p>
-      <w:pPr>
-        <w:spacing w:after="0" w:line="240" w:lineRule="auto"/>
-        <w:rPr>
-          <w:rFonts w:ascii="Aptos" w:eastAsia="Times New Roman" w:hAnsi="Aptos" w:cs="Calibri"/>
-          <w:kern w:val="0"/>
-          <w14:ligatures w14:val="none"/>
-        </w:rPr>
-      </w:pPr>
-      <w:r>
-        <w:rPr>
-          <w:rFonts w:ascii="Aptos" w:eastAsia="Times New Roman" w:hAnsi="Aptos" w:cs="Calibri"/>
-          <w:b/>
-          <w:bCs/>
-          <w:kern w:val="0"/>
-          <w14:ligatures w14:val="none"/>
-        </w:rPr>
-        <w:t>Only lost until sentence completed or limited waiting period</w:t>
-      </w:r>
-    </w:p>
-    <w:p>
-      <w:pPr>
-        <w:spacing w:after="0" w:line="240" w:lineRule="auto"/>
-        <w:rPr>
-          <w:rFonts w:ascii="Aptos" w:eastAsia="Times New Roman" w:hAnsi="Aptos" w:cs="Calibri"/>
-          <w:kern w:val="0"/>
-          <w14:ligatures w14:val="none"/>
-        </w:rPr>
-      </w:pPr>
-      <w:r>
-        <w:rPr>
-          <w:rFonts w:ascii="Aptos" w:eastAsia="Times New Roman" w:hAnsi="Aptos" w:cs="Calibri"/>
-          <w:kern w:val="0"/>
-          <w14:ligatures w14:val="none"/>
-        </w:rPr>
-        <w:t> </w:t>
-      </w:r>
-    </w:p>
-    <w:p>
-      <w:pPr>
-        <w:spacing w:after="0" w:line="240" w:lineRule="auto"/>
-        <w:rPr>
-          <w:rFonts w:ascii="Aptos" w:eastAsia="Times New Roman" w:hAnsi="Aptos" w:cs="Calibri"/>
-          <w:kern w:val="0"/>
-          <w14:ligatures w14:val="none"/>
-        </w:rPr>
-      </w:pPr>
-      <w:r>
-        <w:rPr>
-          <w:rFonts w:ascii="Aptos" w:eastAsia="Times New Roman" w:hAnsi="Aptos" w:cs="Calibri"/>
-          <w:kern w:val="0"/>
-          <w14:ligatures w14:val="none"/>
-        </w:rPr>
-        <w:t>South Dakota</w:t>
+        <w:t>Only goes to 1989</w:t>
       </w:r>
     </w:p>
     <w:p>
@@ -7288,7 +7449,7 @@
           <w:kern w:val="0"/>
           <w14:ligatures w14:val="none"/>
         </w:rPr>
-        <w:t>PARS - central online case search</w:t>
+        <w:t>ECourts - </w:t>
       </w:r>
     </w:p>
     <w:p>
@@ -7313,13 +7474,13 @@
           <w:kern w:val="0"/>
           <w14:ligatures w14:val="none"/>
         </w:rPr>
-        <w:t>Needs name and DOB</w:t>
-      </w:r>
-    </w:p>
-    <w:p>
-      <w:pPr>
-        <w:numPr>
-          <w:ilvl w:val="1"/>
+        <w:t>Case summaries/docket info, might need to register</w:t>
+      </w:r>
+    </w:p>
+    <w:p>
+      <w:pPr>
+        <w:numPr>
+          <w:ilvl w:val="0"/>
           <w:numId w:val="2"/>
         </w:numPr>
         <w:spacing w:after="0" w:line="240" w:lineRule="auto"/>
@@ -7338,13 +7499,13 @@
           <w:kern w:val="0"/>
           <w14:ligatures w14:val="none"/>
         </w:rPr>
-        <w:t>$20 per search</w:t>
-      </w:r>
-    </w:p>
-    <w:p>
-      <w:pPr>
-        <w:numPr>
-          <w:ilvl w:val="1"/>
+        <w:t>Can look up records in person for free at courthouses (7) </w:t>
+      </w:r>
+    </w:p>
+    <w:p>
+      <w:pPr>
+        <w:numPr>
+          <w:ilvl w:val="0"/>
           <w:numId w:val="2"/>
         </w:numPr>
         <w:spacing w:after="0" w:line="240" w:lineRule="auto"/>
@@ -7357,132 +7518,7 @@
           <w14:ligatures w14:val="none"/>
         </w:rPr>
       </w:pPr>
-      <w:r>
-        <w:rPr>
-          <w:rFonts w:ascii="Aptos" w:eastAsia="Times New Roman" w:hAnsi="Aptos" w:cs="Calibri"/>
-          <w:kern w:val="0"/>
-          <w14:ligatures w14:val="none"/>
-        </w:rPr>
-        <w:t>Can request multiple in one go via UJSPARSsupport@ujs.state.sd.us</w:t>
-      </w:r>
-    </w:p>
-    <w:p>
-      <w:pPr>
-        <w:numPr>
-          <w:ilvl w:val="1"/>
-          <w:numId w:val="2"/>
-        </w:numPr>
-        <w:spacing w:after="0" w:line="240" w:lineRule="auto"/>
-        <w:textAlignment w:val="center"/>
-        <w:rPr>
-          <w:rFonts w:ascii="Calibri" w:eastAsia="Times New Roman" w:hAnsi="Calibri" w:cs="Calibri"/>
-          <w:kern w:val="0"/>
-          <w:sz w:val="22"/>
-          <w:szCs w:val="22"/>
-          <w14:ligatures w14:val="none"/>
-        </w:rPr>
-      </w:pPr>
-      <w:r>
-        <w:rPr>
-          <w:rFonts w:ascii="Aptos" w:eastAsia="Times New Roman" w:hAnsi="Aptos" w:cs="Calibri"/>
-          <w:kern w:val="0"/>
-          <w14:ligatures w14:val="none"/>
-        </w:rPr>
-        <w:t>Only goes to 1989</w:t>
-      </w:r>
-    </w:p>
-    <w:p>
-      <w:pPr>
-        <w:numPr>
-          <w:ilvl w:val="0"/>
-          <w:numId w:val="2"/>
-        </w:numPr>
-        <w:spacing w:after="0" w:line="240" w:lineRule="auto"/>
-        <w:textAlignment w:val="center"/>
-        <w:rPr>
-          <w:rFonts w:ascii="Calibri" w:eastAsia="Times New Roman" w:hAnsi="Calibri" w:cs="Calibri"/>
-          <w:kern w:val="0"/>
-          <w:sz w:val="22"/>
-          <w:szCs w:val="22"/>
-          <w14:ligatures w14:val="none"/>
-        </w:rPr>
-      </w:pPr>
-      <w:r>
-        <w:rPr>
-          <w:rFonts w:ascii="Aptos" w:eastAsia="Times New Roman" w:hAnsi="Aptos" w:cs="Calibri"/>
-          <w:kern w:val="0"/>
-          <w14:ligatures w14:val="none"/>
-        </w:rPr>
-        <w:t>ECourts - </w:t>
-      </w:r>
-    </w:p>
-    <w:p>
-      <w:pPr>
-        <w:numPr>
-          <w:ilvl w:val="1"/>
-          <w:numId w:val="2"/>
-        </w:numPr>
-        <w:spacing w:after="0" w:line="240" w:lineRule="auto"/>
-        <w:textAlignment w:val="center"/>
-        <w:rPr>
-          <w:rFonts w:ascii="Calibri" w:eastAsia="Times New Roman" w:hAnsi="Calibri" w:cs="Calibri"/>
-          <w:kern w:val="0"/>
-          <w:sz w:val="22"/>
-          <w:szCs w:val="22"/>
-          <w14:ligatures w14:val="none"/>
-        </w:rPr>
-      </w:pPr>
-      <w:r>
-        <w:rPr>
-          <w:rFonts w:ascii="Aptos" w:eastAsia="Times New Roman" w:hAnsi="Aptos" w:cs="Calibri"/>
-          <w:kern w:val="0"/>
-          <w14:ligatures w14:val="none"/>
-        </w:rPr>
-        <w:t>Case summaries/docket info, might need to register</w:t>
-      </w:r>
-    </w:p>
-    <w:p>
-      <w:pPr>
-        <w:numPr>
-          <w:ilvl w:val="0"/>
-          <w:numId w:val="2"/>
-        </w:numPr>
-        <w:spacing w:after="0" w:line="240" w:lineRule="auto"/>
-        <w:textAlignment w:val="center"/>
-        <w:rPr>
-          <w:rFonts w:ascii="Calibri" w:eastAsia="Times New Roman" w:hAnsi="Calibri" w:cs="Calibri"/>
-          <w:kern w:val="0"/>
-          <w:sz w:val="22"/>
-          <w:szCs w:val="22"/>
-          <w14:ligatures w14:val="none"/>
-        </w:rPr>
-      </w:pPr>
-      <w:r>
-        <w:rPr>
-          <w:rFonts w:ascii="Aptos" w:eastAsia="Times New Roman" w:hAnsi="Aptos" w:cs="Calibri"/>
-          <w:kern w:val="0"/>
-          <w14:ligatures w14:val="none"/>
-        </w:rPr>
-        <w:t>Can look up records in person for free at courthouses (7) </w:t>
-      </w:r>
-    </w:p>
-    <w:p>
-      <w:pPr>
-        <w:numPr>
-          <w:ilvl w:val="0"/>
-          <w:numId w:val="2"/>
-        </w:numPr>
-        <w:spacing w:after="0" w:line="240" w:lineRule="auto"/>
-        <w:textAlignment w:val="center"/>
-        <w:rPr>
-          <w:rFonts w:ascii="Calibri" w:eastAsia="Times New Roman" w:hAnsi="Calibri" w:cs="Calibri"/>
-          <w:kern w:val="0"/>
-          <w:sz w:val="22"/>
-          <w:szCs w:val="22"/>
-          <w14:ligatures w14:val="none"/>
-        </w:rPr>
-      </w:pPr>
-      <w:hyperlink r:id="rId12" w:history="1">
+      <w:hyperlink r:id="rId13" w:history="1">
         <w:r>
           <w:rPr>
             <w:rFonts w:ascii="Aptos" w:eastAsia="Times New Roman" w:hAnsi="Aptos" w:cs="Calibri"/>
@@ -8070,6 +8106,7 @@
           <w:kern w:val="0"/>
           <w14:ligatures w14:val="none"/>
         </w:rPr>
+        <w:lastRenderedPageBreak/>
         <w:t xml:space="preserve">If you want </w:t>
       </w:r>
       <w:r>
@@ -8246,7 +8283,6 @@
           <w:kern w:val="0"/>
           <w14:ligatures w14:val="none"/>
         </w:rPr>
-        <w:lastRenderedPageBreak/>
         <w:t xml:space="preserve">What would be at what court? </w:t>
       </w:r>
     </w:p>
@@ -8929,6 +8965,7 @@
           <w:kern w:val="0"/>
           <w14:ligatures w14:val="none"/>
         </w:rPr>
+        <w:lastRenderedPageBreak/>
         <w:t>Connecticut</w:t>
       </w:r>
     </w:p>
@@ -9083,7 +9120,6 @@
           <w:kern w:val="0"/>
           <w14:ligatures w14:val="none"/>
         </w:rPr>
-        <w:lastRenderedPageBreak/>
         <w:t>To confirm, try calling 1-800-252-8683 (voter questions)</w:t>
       </w:r>
     </w:p>
@@ -9675,6 +9711,7 @@
         </w:rPr>
       </w:pPr>
       <w:r>
+        <w:lastRenderedPageBreak/>
         <w:t xml:space="preserve">note on coding: </w:t>
       </w:r>
       <w:r>
@@ -10111,6 +10148,7 @@
           <w:kern w:val="0"/>
           <w14:ligatures w14:val="none"/>
         </w:rPr>
+        <w:lastRenderedPageBreak/>
         <w:t>Is expungable automatic in any category? (Y/N)</w:t>
       </w:r>
     </w:p>
@@ -10225,7 +10263,6 @@
           <w:kern w:val="0"/>
           <w14:ligatures w14:val="none"/>
         </w:rPr>
-        <w:lastRenderedPageBreak/>
         <w:t>Pardon required for expungement FE</w:t>
       </w:r>
     </w:p>
@@ -10487,6 +10524,7 @@
           <w:sz w:val="28"/>
           <w:szCs w:val="28"/>
         </w:rPr>
+        <w:lastRenderedPageBreak/>
         <w:t>state CH repository searchable?</w:t>
       </w:r>
     </w:p>
@@ -10577,7 +10615,6 @@
           <w:sz w:val="28"/>
           <w:szCs w:val="28"/>
         </w:rPr>
-        <w:lastRenderedPageBreak/>
         <w:t>Former inmate records searchable?</w:t>
       </w:r>
     </w:p>
@@ -10812,6 +10849,7 @@
           <w:sz w:val="28"/>
           <w:szCs w:val="28"/>
         </w:rPr>
+        <w:lastRenderedPageBreak/>
         <w:t>If yes, start date</w:t>
       </w:r>
     </w:p>
@@ -10902,7 +10940,6 @@
           <w:sz w:val="28"/>
           <w:szCs w:val="28"/>
         </w:rPr>
-        <w:lastRenderedPageBreak/>
         <w:t>follow up</w:t>
       </w:r>
     </w:p>
